--- a/data/outputs/v2/Chemistry/SS1.1_Introduction_to_Chemistry/Chemistry_Introduction_to_Chemistry_FinalExplanation.docx
+++ b/data/outputs/v2/Chemistry/SS1.1_Introduction_to_Chemistry/Chemistry_Introduction_to_Chemistry_FinalExplanation.docx
@@ -38,6 +38,177 @@
           <w:szCs w:val="22"/>
         </w:rPr>
         <w:t xml:space="preserve">Student Assessment Document</w:t>
+      </w:r>
+    </w:p>
+    <w:p>
+      <w:pPr>
+        <w:spacing w:after="80" w:before="120"/>
+      </w:pPr>
+      <w:r>
+        <w:rPr>
+          <w:rFonts w:ascii="Arial" w:cs="Arial" w:eastAsia="Arial" w:hAnsi="Arial"/>
+          <w:b/>
+          <w:bCs/>
+          <w:color w:val="1F3864"/>
+          <w:sz w:val="20"/>
+          <w:szCs w:val="20"/>
+        </w:rPr>
+        <w:t xml:space="preserve">ATTRIBUTION AND LICENSING</w:t>
+      </w:r>
+    </w:p>
+    <w:p>
+      <w:pPr>
+        <w:spacing w:after="60" w:before="0"/>
+      </w:pPr>
+      <w:r>
+        <w:rPr>
+          <w:rFonts w:ascii="Arial" w:cs="Arial" w:eastAsia="Arial" w:hAnsi="Arial"/>
+          <w:b/>
+          <w:bCs/>
+          <w:sz w:val="17"/>
+          <w:szCs w:val="17"/>
+        </w:rPr>
+        <w:t xml:space="preserve">Curriculum Alignment: </w:t>
+      </w:r>
+      <w:r>
+        <w:rPr>
+          <w:rFonts w:ascii="Arial" w:cs="Arial" w:eastAsia="Arial" w:hAnsi="Arial"/>
+          <w:sz w:val="17"/>
+          <w:szCs w:val="17"/>
+        </w:rPr>
+        <w:t xml:space="preserve">Structured in pedagogical alignment with the competence-based curriculum format and learning outcomes established by the Kenya Institute of Curriculum Development (KICD). This material is independently developed and is not officially endorsed or published by KICD.</w:t>
+      </w:r>
+    </w:p>
+    <w:p>
+      <w:pPr>
+        <w:spacing w:after="60" w:before="0"/>
+      </w:pPr>
+      <w:r>
+        <w:rPr>
+          <w:rFonts w:ascii="Arial" w:cs="Arial" w:eastAsia="Arial" w:hAnsi="Arial"/>
+          <w:b/>
+          <w:bCs/>
+          <w:sz w:val="17"/>
+          <w:szCs w:val="17"/>
+        </w:rPr>
+        <w:t xml:space="preserve">Content &amp; Pedagogy: </w:t>
+      </w:r>
+      <w:r>
+        <w:rPr>
+          <w:rFonts w:ascii="Arial" w:cs="Arial" w:eastAsia="Arial" w:hAnsi="Arial"/>
+          <w:sz w:val="17"/>
+          <w:szCs w:val="17"/>
+        </w:rPr>
+        <w:t xml:space="preserve">Developed and adapted by the educator team at SeaVuria (registered 501(c)(3) in the United States and registered NGO in Kenya, No. 872-850A-BF11), who designed the pedagogical framework, lesson templates and exemplar lessons on which this material is based.</w:t>
+      </w:r>
+    </w:p>
+    <w:p>
+      <w:pPr>
+        <w:spacing w:after="60" w:before="0"/>
+      </w:pPr>
+      <w:r>
+        <w:rPr>
+          <w:rFonts w:ascii="Arial" w:cs="Arial" w:eastAsia="Arial" w:hAnsi="Arial"/>
+          <w:b/>
+          <w:bCs/>
+          <w:sz w:val="17"/>
+          <w:szCs w:val="17"/>
+        </w:rPr>
+        <w:t xml:space="preserve">Production &amp; Layout: </w:t>
+      </w:r>
+      <w:r>
+        <w:rPr>
+          <w:rFonts w:ascii="Arial" w:cs="Arial" w:eastAsia="Arial" w:hAnsi="Arial"/>
+          <w:sz w:val="17"/>
+          <w:szCs w:val="17"/>
+        </w:rPr>
+        <w:t xml:space="preserve">Educational design and curriculum sequencing by SeaVuria. Technical layout, structural formatting, and digital optimization/implementation executed in partnership with ARES Education (registered 501(c)(3) in the United States and Canada (as Afretech Aid) and registered NGO in Kenya), with lesson drafting and compilation assisted by AI (Claude, Anthropic).</w:t>
+      </w:r>
+    </w:p>
+    <w:p>
+      <w:pPr>
+        <w:pBdr>
+          <w:bottom w:val="single" w:color="1F3864" w:sz="6" w:space="6"/>
+        </w:pBdr>
+        <w:spacing w:after="60" w:before="0"/>
+      </w:pPr>
+      <w:r>
+        <w:rPr>
+          <w:rFonts w:ascii="Arial" w:cs="Arial" w:eastAsia="Arial" w:hAnsi="Arial"/>
+          <w:b/>
+          <w:bCs/>
+          <w:sz w:val="17"/>
+          <w:szCs w:val="17"/>
+        </w:rPr>
+        <w:t xml:space="preserve">Licensing &amp; Copyright: </w:t>
+      </w:r>
+      <w:r>
+        <w:rPr>
+          <w:rFonts w:ascii="Arial" w:cs="Arial" w:eastAsia="Arial" w:hAnsi="Arial"/>
+          <w:sz w:val="17"/>
+          <w:szCs w:val="17"/>
+        </w:rPr>
+        <w:t xml:space="preserve">© 2026 SeaVuria and ARES. This work is licensed under a </w:t>
+      </w:r>
+      <w:hyperlink w:history="1" r:id="rIdym3cb6ygbx2yullu69kjn">
+        <w:r>
+          <w:rPr>
+            <w:rFonts w:ascii="Arial" w:cs="Arial" w:eastAsia="Arial" w:hAnsi="Arial"/>
+            <w:color w:val="1F6B75"/>
+            <w:sz w:val="17"/>
+            <w:szCs w:val="17"/>
+            <w:u w:val="single" w:color="1F6B75"/>
+          </w:rPr>
+          <w:t xml:space="preserve">Creative Commons Attribution-NonCommercial 4.0 International License</w:t>
+        </w:r>
+      </w:hyperlink>
+      <w:r>
+        <w:rPr>
+          <w:rFonts w:ascii="Arial" w:cs="Arial" w:eastAsia="Arial" w:hAnsi="Arial"/>
+          <w:sz w:val="17"/>
+          <w:szCs w:val="17"/>
+        </w:rPr>
+        <w:t xml:space="preserve"> (</w:t>
+      </w:r>
+      <w:hyperlink w:history="1" r:id="rIdg7svslrkvtdvgicc1kvkl">
+        <w:r>
+          <w:rPr>
+            <w:rFonts w:ascii="Arial" w:cs="Arial" w:eastAsia="Arial" w:hAnsi="Arial"/>
+            <w:color w:val="1F6B75"/>
+            <w:sz w:val="17"/>
+            <w:szCs w:val="17"/>
+            <w:u w:val="single" w:color="1F6B75"/>
+          </w:rPr>
+          <w:t xml:space="preserve">CC BY-NC 4.0</w:t>
+        </w:r>
+      </w:hyperlink>
+      <w:r>
+        <w:rPr>
+          <w:rFonts w:ascii="Arial" w:cs="Arial" w:eastAsia="Arial" w:hAnsi="Arial"/>
+          <w:sz w:val="17"/>
+          <w:szCs w:val="17"/>
+        </w:rPr>
+        <w:t xml:space="preserve">). To view a copy of this license, visit </w:t>
+      </w:r>
+      <w:hyperlink w:history="1" r:id="rIdcj-8yclnq2in6pqxbiwfg">
+        <w:r>
+          <w:rPr>
+            <w:rFonts w:ascii="Arial" w:cs="Arial" w:eastAsia="Arial" w:hAnsi="Arial"/>
+            <w:color w:val="1F6B75"/>
+            <w:sz w:val="17"/>
+            <w:szCs w:val="17"/>
+            <w:u w:val="single" w:color="1F6B75"/>
+          </w:rPr>
+          <w:t xml:space="preserve">https://creativecommons.org/licenses/by-nc/4.0/</w:t>
+        </w:r>
+      </w:hyperlink>
+      <w:r>
+        <w:rPr>
+          <w:rFonts w:ascii="Arial" w:cs="Arial" w:eastAsia="Arial" w:hAnsi="Arial"/>
+          <w:sz w:val="17"/>
+          <w:szCs w:val="17"/>
+        </w:rPr>
+        <w:t xml:space="preserve">. You are free to copy, redistribute, and adapt this material in any medium or format, provided appropriate credit is given and the material is not used for commercial purposes. KICD learning outcomes and curriculum designations reproduced here for alignment purposes remain the property of KICD and are not covered by this license. Linked external resources (e.g. CK-12, Khan Academy, PhET) are subject to their own licenses.</w:t>
       </w:r>
     </w:p>
     <w:p>

--- a/data/outputs/v2/Chemistry/SS1.1_Introduction_to_Chemistry/Chemistry_Introduction_to_Chemistry_FinalExplanation.docx
+++ b/data/outputs/v2/Chemistry/SS1.1_Introduction_to_Chemistry/Chemistry_Introduction_to_Chemistry_FinalExplanation.docx
@@ -95,7 +95,7 @@
                 <w:sz w:val="22"/>
                 <w:szCs w:val="22"/>
               </w:rPr>
-              <w:t xml:space="preserve">FINAL EXPLANATION: CHEMISTRY GRADE 10 — SUB-STRAND 1.1: INTRODUCTION TO CHEMISTRY</w:t>
+              <w:t xml:space="preserve">FINAL EXPLANATION: CHEMISTRY GRADE 10 – SUB-STRAND 1.1 INTRODUCTION TO CHEMISTRY: FINAL EXPLANATION</w:t>
             </w:r>
           </w:p>
         </w:tc>
@@ -422,222 +422,7 @@
                 <w:sz w:val="18"/>
                 <w:szCs w:val="18"/>
               </w:rPr>
-              <w:t xml:space="preserve">This is your Final Explanation task. You have spent 10 lessons exploring Chemistry through the lens of one familiar, everyday event — chapati dough transforming on a jiko. Now it is time to pull everything together and show what you have learned.</w:t>
-            </w:r>
-          </w:p>
-          <w:p>
-            <w:pPr>
-              <w:spacing w:after="40" w:before="0"/>
-              <w:jc w:val="left"/>
-            </w:pPr>
-            <w:r>
-              <w:rPr>
-                <w:rFonts w:ascii="Arial" w:cs="Arial" w:eastAsia="Arial" w:hAnsi="Arial"/>
-                <w:b w:val="false"/>
-                <w:bCs w:val="false"/>
-                <w:i w:val="false"/>
-                <w:iCs w:val="false"/>
-                <w:color w:val="000000"/>
-                <w:sz w:val="18"/>
-                <w:szCs w:val="18"/>
-              </w:rPr>
-              <w:t xml:space="preserve"/>
-            </w:r>
-          </w:p>
-          <w:p>
-            <w:pPr>
-              <w:spacing w:after="40" w:before="0"/>
-              <w:jc w:val="left"/>
-            </w:pPr>
-            <w:r>
-              <w:rPr>
-                <w:rFonts w:ascii="Arial" w:cs="Arial" w:eastAsia="Arial" w:hAnsi="Arial"/>
-                <w:b w:val="false"/>
-                <w:bCs w:val="false"/>
-                <w:i w:val="false"/>
-                <w:iCs w:val="false"/>
-                <w:color w:val="000000"/>
-                <w:sz w:val="18"/>
-                <w:szCs w:val="18"/>
-              </w:rPr>
-              <w:t xml:space="preserve">Your goal is to write a detailed, well-organised explanation that answers the driving question:</w:t>
-            </w:r>
-          </w:p>
-          <w:p>
-            <w:pPr>
-              <w:spacing w:after="40" w:before="0"/>
-              <w:jc w:val="left"/>
-            </w:pPr>
-            <w:r>
-              <w:rPr>
-                <w:rFonts w:ascii="Arial" w:cs="Arial" w:eastAsia="Arial" w:hAnsi="Arial"/>
-                <w:b w:val="false"/>
-                <w:bCs w:val="false"/>
-                <w:i w:val="false"/>
-                <w:iCs w:val="false"/>
-                <w:color w:val="000000"/>
-                <w:sz w:val="18"/>
-                <w:szCs w:val="18"/>
-              </w:rPr>
-              <w:t xml:space="preserve">"How does Chemistry explain what happens to the matter around us every day — and why does understanding Chemistry help us make safer, smarter choices in our lives?"</w:t>
-            </w:r>
-          </w:p>
-          <w:p>
-            <w:pPr>
-              <w:spacing w:after="40" w:before="0"/>
-              <w:jc w:val="left"/>
-            </w:pPr>
-            <w:r>
-              <w:rPr>
-                <w:rFonts w:ascii="Arial" w:cs="Arial" w:eastAsia="Arial" w:hAnsi="Arial"/>
-                <w:b w:val="false"/>
-                <w:bCs w:val="false"/>
-                <w:i w:val="false"/>
-                <w:iCs w:val="false"/>
-                <w:color w:val="000000"/>
-                <w:sz w:val="18"/>
-                <w:szCs w:val="18"/>
-              </w:rPr>
-              <w:t xml:space="preserve"/>
-            </w:r>
-          </w:p>
-          <w:p>
-            <w:pPr>
-              <w:spacing w:after="40" w:before="0"/>
-              <w:jc w:val="left"/>
-            </w:pPr>
-            <w:r>
-              <w:rPr>
-                <w:rFonts w:ascii="Arial" w:cs="Arial" w:eastAsia="Arial" w:hAnsi="Arial"/>
-                <w:b w:val="false"/>
-                <w:bCs w:val="false"/>
-                <w:i w:val="false"/>
-                <w:iCs w:val="false"/>
-                <w:color w:val="000000"/>
-                <w:sz w:val="18"/>
-                <w:szCs w:val="18"/>
-              </w:rPr>
-              <w:t xml:space="preserve">READ THIS CAREFULLY BEFORE YOU BEGIN:</w:t>
-            </w:r>
-          </w:p>
-          <w:p>
-            <w:pPr>
-              <w:spacing w:after="30" w:before="0"/>
-              <w:ind w:left="360" w:hanging="180"/>
-              <w:jc w:val="left"/>
-            </w:pPr>
-            <w:r>
-              <w:rPr>
-                <w:rFonts w:ascii="Arial" w:cs="Arial" w:eastAsia="Arial" w:hAnsi="Arial"/>
-                <w:b w:val="false"/>
-                <w:bCs w:val="false"/>
-                <w:i w:val="false"/>
-                <w:iCs w:val="false"/>
-                <w:color w:val="000000"/>
-                <w:sz w:val="18"/>
-                <w:szCs w:val="18"/>
-              </w:rPr>
-              <w:t xml:space="preserve">–  Answer every section prompt fully. Use scientific vocabulary you have learned in this unit.</w:t>
-            </w:r>
-          </w:p>
-          <w:p>
-            <w:pPr>
-              <w:spacing w:after="30" w:before="0"/>
-              <w:ind w:left="360" w:hanging="180"/>
-              <w:jc w:val="left"/>
-            </w:pPr>
-            <w:r>
-              <w:rPr>
-                <w:rFonts w:ascii="Arial" w:cs="Arial" w:eastAsia="Arial" w:hAnsi="Arial"/>
-                <w:b w:val="false"/>
-                <w:bCs w:val="false"/>
-                <w:i w:val="false"/>
-                <w:iCs w:val="false"/>
-                <w:color w:val="000000"/>
-                <w:sz w:val="18"/>
-                <w:szCs w:val="18"/>
-              </w:rPr>
-              <w:t xml:space="preserve">–  Connect your ideas back to the chapati phenomenon wherever you can — it is your anchor.</w:t>
-            </w:r>
-          </w:p>
-          <w:p>
-            <w:pPr>
-              <w:spacing w:after="30" w:before="0"/>
-              <w:ind w:left="360" w:hanging="180"/>
-              <w:jc w:val="left"/>
-            </w:pPr>
-            <w:r>
-              <w:rPr>
-                <w:rFonts w:ascii="Arial" w:cs="Arial" w:eastAsia="Arial" w:hAnsi="Arial"/>
-                <w:b w:val="false"/>
-                <w:bCs w:val="false"/>
-                <w:i w:val="false"/>
-                <w:iCs w:val="false"/>
-                <w:color w:val="000000"/>
-                <w:sz w:val="18"/>
-                <w:szCs w:val="18"/>
-              </w:rPr>
-              <w:t xml:space="preserve">–  Use real Kenyan examples (food, farming, industry, health) to support your points.</w:t>
-            </w:r>
-          </w:p>
-          <w:p>
-            <w:pPr>
-              <w:spacing w:after="30" w:before="0"/>
-              <w:ind w:left="360" w:hanging="180"/>
-              <w:jc w:val="left"/>
-            </w:pPr>
-            <w:r>
-              <w:rPr>
-                <w:rFonts w:ascii="Arial" w:cs="Arial" w:eastAsia="Arial" w:hAnsi="Arial"/>
-                <w:b w:val="false"/>
-                <w:bCs w:val="false"/>
-                <w:i w:val="false"/>
-                <w:iCs w:val="false"/>
-                <w:color w:val="000000"/>
-                <w:sz w:val="18"/>
-                <w:szCs w:val="18"/>
-              </w:rPr>
-              <w:t xml:space="preserve">–  Write in full sentences and organise your ideas clearly.</w:t>
-            </w:r>
-          </w:p>
-          <w:p>
-            <w:pPr>
-              <w:spacing w:after="30" w:before="0"/>
-              <w:ind w:left="360" w:hanging="180"/>
-              <w:jc w:val="left"/>
-            </w:pPr>
-            <w:r>
-              <w:rPr>
-                <w:rFonts w:ascii="Arial" w:cs="Arial" w:eastAsia="Arial" w:hAnsi="Arial"/>
-                <w:b w:val="false"/>
-                <w:bCs w:val="false"/>
-                <w:i w:val="false"/>
-                <w:iCs w:val="false"/>
-                <w:color w:val="000000"/>
-                <w:sz w:val="18"/>
-                <w:szCs w:val="18"/>
-              </w:rPr>
-              <w:t xml:space="preserve">–  Your explanation should read as one connected argument, not a list of facts.</w:t>
-            </w:r>
-          </w:p>
-          <w:p>
-            <w:pPr>
-              <w:spacing w:after="30" w:before="0"/>
-              <w:ind w:left="360" w:hanging="180"/>
-              <w:jc w:val="left"/>
-            </w:pPr>
-            <w:r>
-              <w:rPr>
-                <w:rFonts w:ascii="Arial" w:cs="Arial" w:eastAsia="Arial" w:hAnsi="Arial"/>
-                <w:b w:val="false"/>
-                <w:bCs w:val="false"/>
-                <w:i w:val="false"/>
-                <w:iCs w:val="false"/>
-                <w:color w:val="000000"/>
-                <w:sz w:val="18"/>
-                <w:szCs w:val="18"/>
-              </w:rPr>
-              <w:t xml:space="preserve">–  Aim for depth over length — a focused, evidence-based explanation is better than a long, vague one.</w:t>
+              <w:t xml:space="preserve">Think back to the chapati dough on the hot jiko in Lesson 1. In this Final Explanation you will use evidence from all ten lessons to answer our Driving Question: "How does Chemistry explain what happens to the matter around us every day — and why does understanding Chemistry help us make safer, smarter choices in our lives?" Write your answers in the space under each prompt. Use full sentences, name specific Kenyan examples from our lessons, and give reasons for your ideas. Where a prompt asks for a claim, evidence and reasoning, make sure you include all three parts. Take your time: there is no single word answer, we are marking how well you explain.</w:t>
             </w:r>
           </w:p>
         </w:tc>
@@ -665,14 +450,12 @@
         <w:tblLayout w:type="fixed"/>
       </w:tblPr>
       <w:tblGrid>
-        <w:gridCol w:w="3000"/>
-        <w:gridCol w:w="10680"/>
+        <w:gridCol w:w="13680"/>
       </w:tblGrid>
       <w:tr>
         <w:tc>
           <w:tcPr>
             <w:tcW w:type="dxa" w:w="13680"/>
-            <w:gridSpan w:val="2"/>
             <w:shd w:fill="1F3864" w:color="auto" w:val="clear"/>
             <w:tcMar>
               <w:top w:type="dxa" w:w="60"/>
@@ -698,15 +481,15 @@
                 <w:sz w:val="22"/>
                 <w:szCs w:val="22"/>
               </w:rPr>
-              <w:t xml:space="preserve">Section 1: Defining Chemistry Through the Chapati Phenomenon</w:t>
-            </w:r>
-          </w:p>
-        </w:tc>
-      </w:tr>
-      <w:tr>
-        <w:tc>
-          <w:tcPr>
-            <w:tcW w:type="dxa" w:w="3000"/>
+              <w:t xml:space="preserve">Part 1: What happened to the chapati dough?</w:t>
+            </w:r>
+          </w:p>
+        </w:tc>
+      </w:tr>
+      <w:tr>
+        <w:tc>
+          <w:tcPr>
+            <w:tcW w:type="dxa" w:w="13680"/>
             <w:shd w:fill="D9EEF1" w:color="auto" w:val="clear"/>
             <w:tcMar>
               <w:top w:type="dxa" w:w="60"/>
@@ -732,13 +515,18 @@
                 <w:sz w:val="18"/>
                 <w:szCs w:val="18"/>
               </w:rPr>
-              <w:t xml:space="preserve">Define Chemistry in your own words and explain which branch (or branches) of Chemistry best explains what happens when chapati dough cooks on a jiko. In your answer: (a) state what Chemistry is and what it studies, (b) name at least THREE branches of Chemistry and briefly describe each one, and (c) explain which branch(es) directly apply to the chapati transformation and why. Use scientific vocabulary such as 'matter', 'composition', 'properties', 'change', and 'energy'.</w:t>
-            </w:r>
-          </w:p>
-        </w:tc>
-        <w:tc>
-          <w:tcPr>
-            <w:tcW w:type="dxa" w:w="10680"/>
+              <w:t xml:space="preserve">In Lesson 1 you watched raw chapati dough change on a hot jiko into a firm, golden, aromatic chapati, and you could not turn it back into dough. (a) Define Chemistry and matter in your own words. (b) Explain why we say the change to the chapati is irreversible, and why Chemistry is a better science than a simple physical change idea for explaining it. (c) Compare it with the water particle changes you saw in the PhET States of Matter simulation. How is that change different?</w:t>
+            </w:r>
+          </w:p>
+        </w:tc>
+      </w:tr>
+      <w:tr>
+        <w:trPr>
+          <w:trHeight w:val="4200" w:hRule="atLeast"/>
+        </w:trPr>
+        <w:tc>
+          <w:tcPr>
+            <w:tcW w:type="dxa" w:w="13680"/>
             <w:shd w:fill="FFFFFF" w:color="auto" w:val="clear"/>
             <w:tcMar>
               <w:top w:type="dxa" w:w="60"/>
@@ -758,89 +546,13 @@
                 <w:rFonts w:ascii="Arial" w:cs="Arial" w:eastAsia="Arial" w:hAnsi="Arial"/>
                 <w:b w:val="false"/>
                 <w:bCs w:val="false"/>
-                <w:i w:val="false"/>
-                <w:iCs w:val="false"/>
-                <w:color w:val="000000"/>
-                <w:sz w:val="18"/>
-                <w:szCs w:val="18"/>
-              </w:rPr>
-              <w:t xml:space="preserve">Chemistry is the branch of science that studies matter — what it is made of, how it is structured, and how it changes. When we watched chapati dough being placed on a hot jiko and transform into a firm, golden disc, we were witnessing Chemistry in action.</w:t>
-            </w:r>
-          </w:p>
-          <w:p>
-            <w:pPr>
-              <w:spacing w:after="40" w:before="0"/>
-              <w:jc w:val="left"/>
-            </w:pPr>
-            <w:r>
-              <w:rPr>
-                <w:rFonts w:ascii="Arial" w:cs="Arial" w:eastAsia="Arial" w:hAnsi="Arial"/>
-                <w:b w:val="false"/>
-                <w:bCs w:val="false"/>
-                <w:i w:val="false"/>
-                <w:iCs w:val="false"/>
-                <w:color w:val="000000"/>
-                <w:sz w:val="18"/>
-                <w:szCs w:val="18"/>
-              </w:rPr>
-              <w:t xml:space="preserve"/>
-            </w:r>
-          </w:p>
-          <w:p>
-            <w:pPr>
-              <w:spacing w:after="40" w:before="0"/>
-              <w:jc w:val="left"/>
-            </w:pPr>
-            <w:r>
-              <w:rPr>
-                <w:rFonts w:ascii="Arial" w:cs="Arial" w:eastAsia="Arial" w:hAnsi="Arial"/>
-                <w:b w:val="false"/>
-                <w:bCs w:val="false"/>
-                <w:i w:val="false"/>
-                <w:iCs w:val="false"/>
-                <w:color w:val="000000"/>
-                <w:sz w:val="18"/>
-                <w:szCs w:val="18"/>
-              </w:rPr>
-              <w:t xml:space="preserve">Chemistry has several branches, each focusing on a different aspect of matter and its changes. Organic Chemistry studies compounds that contain carbon, including the carbohydrates and proteins found in wheat flour. Inorganic Chemistry deals with non-carbon-based substances, such as the mineral salts in our food. Physical Chemistry examines the relationship between energy and matter — it explains how heat from the jiko drives chemical reactions. Biochemistry explores chemical processes inside living organisms, such as how our bodies digest the chapati we eat. Analytical Chemistry is concerned with identifying the composition of substances, which is how food scientists test whether a chapati is safe to eat.</w:t>
-            </w:r>
-          </w:p>
-          <w:p>
-            <w:pPr>
-              <w:spacing w:after="40" w:before="0"/>
-              <w:jc w:val="left"/>
-            </w:pPr>
-            <w:r>
-              <w:rPr>
-                <w:rFonts w:ascii="Arial" w:cs="Arial" w:eastAsia="Arial" w:hAnsi="Arial"/>
-                <w:b w:val="false"/>
-                <w:bCs w:val="false"/>
-                <w:i w:val="false"/>
-                <w:iCs w:val="false"/>
-                <w:color w:val="000000"/>
-                <w:sz w:val="18"/>
-                <w:szCs w:val="18"/>
-              </w:rPr>
-              <w:t xml:space="preserve"/>
-            </w:r>
-          </w:p>
-          <w:p>
-            <w:pPr>
-              <w:spacing w:after="40" w:before="0"/>
-              <w:jc w:val="left"/>
-            </w:pPr>
-            <w:r>
-              <w:rPr>
-                <w:rFonts w:ascii="Arial" w:cs="Arial" w:eastAsia="Arial" w:hAnsi="Arial"/>
-                <w:b w:val="false"/>
-                <w:bCs w:val="false"/>
-                <w:i w:val="false"/>
-                <w:iCs w:val="false"/>
-                <w:color w:val="000000"/>
-                <w:sz w:val="18"/>
-                <w:szCs w:val="18"/>
-              </w:rPr>
-              <w:t xml:space="preserve">The branches most directly relevant to the chapati transformation are Physical Chemistry and Organic Chemistry. Physical Chemistry explains how thermal energy from the jiko raises the temperature of the dough, providing the activation energy needed to break and form chemical bonds. Organic Chemistry explains the changes happening inside the dough itself — the proteins in the wheat flour (gluten) denature and set, while the starch granules gelatinise and then firm up. The Maillard reaction, a chemical reaction between amino acids and reducing sugars, produces the golden-brown colour and the appealing aroma we associate with freshly cooked chapati. These are not physical changes — they are chemical changes, meaning the composition and properties of the matter have fundamentally changed.</w:t>
+                <w:i/>
+                <w:iCs/>
+                <w:color w:val="808080"/>
+                <w:sz w:val="18"/>
+                <w:szCs w:val="18"/>
+              </w:rPr>
+              <w:t xml:space="preserve">Write your answer here:</w:t>
             </w:r>
           </w:p>
         </w:tc>
@@ -868,14 +580,12 @@
         <w:tblLayout w:type="fixed"/>
       </w:tblPr>
       <w:tblGrid>
-        <w:gridCol w:w="3000"/>
-        <w:gridCol w:w="10680"/>
+        <w:gridCol w:w="13680"/>
       </w:tblGrid>
       <w:tr>
         <w:tc>
           <w:tcPr>
             <w:tcW w:type="dxa" w:w="13680"/>
-            <w:gridSpan w:val="2"/>
             <w:shd w:fill="1F3864" w:color="auto" w:val="clear"/>
             <w:tcMar>
               <w:top w:type="dxa" w:w="60"/>
@@ -901,15 +611,15 @@
                 <w:sz w:val="22"/>
                 <w:szCs w:val="22"/>
               </w:rPr>
-              <w:t xml:space="preserve">Section 2: Physical vs. Chemical Change — Why You Cannot Un-cook a Chapati</w:t>
-            </w:r>
-          </w:p>
-        </w:tc>
-      </w:tr>
-      <w:tr>
-        <w:tc>
-          <w:tcPr>
-            <w:tcW w:type="dxa" w:w="3000"/>
+              <w:t xml:space="preserve">Part 2: Branches of Chemistry and the Maillard reaction</w:t>
+            </w:r>
+          </w:p>
+        </w:tc>
+      </w:tr>
+      <w:tr>
+        <w:tc>
+          <w:tcPr>
+            <w:tcW w:type="dxa" w:w="13680"/>
             <w:shd w:fill="D9EEF1" w:color="auto" w:val="clear"/>
             <w:tcMar>
               <w:top w:type="dxa" w:w="60"/>
@@ -935,13 +645,18 @@
                 <w:sz w:val="18"/>
                 <w:szCs w:val="18"/>
               </w:rPr>
-              <w:t xml:space="preserve">Explain the difference between a physical change and a chemical change, and use this to explain why the chapati transformation is irreversible. In your answer: (a) clearly distinguish between physical and chemical changes, giving one everyday Kenyan example of each (other than chapati), (b) identify at least THREE pieces of evidence from the chapati phenomenon that confirm a chemical change has taken place, and (c) explain what 'irreversible' means at the molecular level — what has actually changed in the matter that makes it impossible to get the dough back?</w:t>
-            </w:r>
-          </w:p>
-        </w:tc>
-        <w:tc>
-          <w:tcPr>
-            <w:tcW w:type="dxa" w:w="10680"/>
+              <w:t xml:space="preserve">In Lesson 2 you studied seven Branch Cards. (a) Name the branch of Chemistry that best explains the browning of the chapati and say why. (b) Describe in simple terms what the Maillard reaction is and what it produced in the chapati. (c) Choose TWO other branches and give a Kenyan example for each of how that branch is used.</w:t>
+            </w:r>
+          </w:p>
+        </w:tc>
+      </w:tr>
+      <w:tr>
+        <w:trPr>
+          <w:trHeight w:val="4200" w:hRule="atLeast"/>
+        </w:trPr>
+        <w:tc>
+          <w:tcPr>
+            <w:tcW w:type="dxa" w:w="13680"/>
             <w:shd w:fill="FFFFFF" w:color="auto" w:val="clear"/>
             <w:tcMar>
               <w:top w:type="dxa" w:w="60"/>
@@ -961,89 +676,13 @@
                 <w:rFonts w:ascii="Arial" w:cs="Arial" w:eastAsia="Arial" w:hAnsi="Arial"/>
                 <w:b w:val="false"/>
                 <w:bCs w:val="false"/>
-                <w:i w:val="false"/>
-                <w:iCs w:val="false"/>
-                <w:color w:val="000000"/>
-                <w:sz w:val="18"/>
-                <w:szCs w:val="18"/>
-              </w:rPr>
-              <w:t xml:space="preserve">A physical change alters the appearance or state of a substance but does not change its chemical composition. For example, when you dissolve sugar in chai (tea), the sugar disappears into the liquid, but it is still sugar — you could, in theory, evaporate the water and recover the sugar crystals. No new substance is formed. A chemical change, by contrast, produces one or more new substances with different compositions and properties from the original. When maize is fermented to make uji or busaa, new compounds — including organic acids and alcohols — are produced. This is a chemical change.</w:t>
-            </w:r>
-          </w:p>
-          <w:p>
-            <w:pPr>
-              <w:spacing w:after="40" w:before="0"/>
-              <w:jc w:val="left"/>
-            </w:pPr>
-            <w:r>
-              <w:rPr>
-                <w:rFonts w:ascii="Arial" w:cs="Arial" w:eastAsia="Arial" w:hAnsi="Arial"/>
-                <w:b w:val="false"/>
-                <w:bCs w:val="false"/>
-                <w:i w:val="false"/>
-                <w:iCs w:val="false"/>
-                <w:color w:val="000000"/>
-                <w:sz w:val="18"/>
-                <w:szCs w:val="18"/>
-              </w:rPr>
-              <w:t xml:space="preserve"/>
-            </w:r>
-          </w:p>
-          <w:p>
-            <w:pPr>
-              <w:spacing w:after="40" w:before="0"/>
-              <w:jc w:val="left"/>
-            </w:pPr>
-            <w:r>
-              <w:rPr>
-                <w:rFonts w:ascii="Arial" w:cs="Arial" w:eastAsia="Arial" w:hAnsi="Arial"/>
-                <w:b w:val="false"/>
-                <w:bCs w:val="false"/>
-                <w:i w:val="false"/>
-                <w:iCs w:val="false"/>
-                <w:color w:val="000000"/>
-                <w:sz w:val="18"/>
-                <w:szCs w:val="18"/>
-              </w:rPr>
-              <w:t xml:space="preserve">The chapati transformation shows at least three clear signs of a chemical change. First, there is a change in colour: the pale, off-white dough becomes a golden-brown disc — evidence of new pigment compounds being formed in the Maillard reaction. Second, there is a change in texture and physical properties: the soft, elastic dough becomes firm and rigid because the gluten proteins have denatured and the starch has gelatinised — these are new structural arrangements of molecules. Third, a new aroma is produced: the appealing smell of cooked chapati comes from volatile organic compounds that were not present in the raw dough.</w:t>
-            </w:r>
-          </w:p>
-          <w:p>
-            <w:pPr>
-              <w:spacing w:after="40" w:before="0"/>
-              <w:jc w:val="left"/>
-            </w:pPr>
-            <w:r>
-              <w:rPr>
-                <w:rFonts w:ascii="Arial" w:cs="Arial" w:eastAsia="Arial" w:hAnsi="Arial"/>
-                <w:b w:val="false"/>
-                <w:bCs w:val="false"/>
-                <w:i w:val="false"/>
-                <w:iCs w:val="false"/>
-                <w:color w:val="000000"/>
-                <w:sz w:val="18"/>
-                <w:szCs w:val="18"/>
-              </w:rPr>
-              <w:t xml:space="preserve"/>
-            </w:r>
-          </w:p>
-          <w:p>
-            <w:pPr>
-              <w:spacing w:after="40" w:before="0"/>
-              <w:jc w:val="left"/>
-            </w:pPr>
-            <w:r>
-              <w:rPr>
-                <w:rFonts w:ascii="Arial" w:cs="Arial" w:eastAsia="Arial" w:hAnsi="Arial"/>
-                <w:b w:val="false"/>
-                <w:bCs w:val="false"/>
-                <w:i w:val="false"/>
-                <w:iCs w:val="false"/>
-                <w:color w:val="000000"/>
-                <w:sz w:val="18"/>
-                <w:szCs w:val="18"/>
-              </w:rPr>
-              <w:t xml:space="preserve">At the molecular level, 'irreversible' means that the chemical bonds within the molecules have broken and new bonds have formed, creating entirely new substances. The long protein chains in the dough have unfolded and cross-linked with each other in new configurations. The starch granules have burst and re-set. You cannot simply remove heat and expect the molecules to reassemble into their original form — the energy required to reverse these specific bond changes under everyday conditions is not available. This is why, no matter how long you wait, the chapati will never become dough again.</w:t>
+                <w:i/>
+                <w:iCs/>
+                <w:color w:val="808080"/>
+                <w:sz w:val="18"/>
+                <w:szCs w:val="18"/>
+              </w:rPr>
+              <w:t xml:space="preserve">Write your answer here:</w:t>
             </w:r>
           </w:p>
         </w:tc>
@@ -1071,14 +710,12 @@
         <w:tblLayout w:type="fixed"/>
       </w:tblPr>
       <w:tblGrid>
-        <w:gridCol w:w="3000"/>
-        <w:gridCol w:w="10680"/>
+        <w:gridCol w:w="13680"/>
       </w:tblGrid>
       <w:tr>
         <w:tc>
           <w:tcPr>
             <w:tcW w:type="dxa" w:w="13680"/>
-            <w:gridSpan w:val="2"/>
             <w:shd w:fill="1F3864" w:color="auto" w:val="clear"/>
             <w:tcMar>
               <w:top w:type="dxa" w:w="60"/>
@@ -1104,15 +741,15 @@
                 <w:sz w:val="22"/>
                 <w:szCs w:val="22"/>
               </w:rPr>
-              <w:t xml:space="preserve">Section 3: The Importance of Chemistry in Kenyan Industry and Daily Life</w:t>
-            </w:r>
-          </w:p>
-        </w:tc>
-      </w:tr>
-      <w:tr>
-        <w:tc>
-          <w:tcPr>
-            <w:tcW w:type="dxa" w:w="3000"/>
+              <w:t xml:space="preserve">Part 3: Chemistry in agriculture, food, medicine and industry</w:t>
+            </w:r>
+          </w:p>
+        </w:tc>
+      </w:tr>
+      <w:tr>
+        <w:tc>
+          <w:tcPr>
+            <w:tcW w:type="dxa" w:w="13680"/>
             <w:shd w:fill="D9EEF1" w:color="auto" w:val="clear"/>
             <w:tcMar>
               <w:top w:type="dxa" w:w="60"/>
@@ -1138,13 +775,18 @@
                 <w:sz w:val="18"/>
                 <w:szCs w:val="18"/>
               </w:rPr>
-              <w:t xml:space="preserve">Explain how Chemistry — and an understanding of chemical changes — is important in at least THREE areas of daily life or industry in Kenya. For each area, describe: (a) what chemical process or principle is involved, and (b) why understanding that chemistry leads to better, safer, or more efficient outcomes. You may draw on examples from food production, agriculture, medicine, manufacturing, or environmental protection. Connect at least one example back to the chapati phenomenon or the broader theme of matter and its changes.</w:t>
-            </w:r>
-          </w:p>
-        </w:tc>
-        <w:tc>
-          <w:tcPr>
-            <w:tcW w:type="dxa" w:w="10680"/>
+              <w:t xml:space="preserve">Chemistry is at work long before and long after the chapati is cooked. (a) Using the ingredients of the chapati (wheat flour, water, oil, salt), explain TWO ways Chemistry is involved in Kenya's food chain, using examples from Lessons 3 and 4. (b) Choose one example from Lessons 4 or 5 (medicine, manufacturing, sport, energy, entertainment or the environment) and explain how it is similar to the chemical change in the chapati.</w:t>
+            </w:r>
+          </w:p>
+        </w:tc>
+      </w:tr>
+      <w:tr>
+        <w:trPr>
+          <w:trHeight w:val="4200" w:hRule="atLeast"/>
+        </w:trPr>
+        <w:tc>
+          <w:tcPr>
+            <w:tcW w:type="dxa" w:w="13680"/>
             <w:shd w:fill="FFFFFF" w:color="auto" w:val="clear"/>
             <w:tcMar>
               <w:top w:type="dxa" w:w="60"/>
@@ -1164,127 +806,13 @@
                 <w:rFonts w:ascii="Arial" w:cs="Arial" w:eastAsia="Arial" w:hAnsi="Arial"/>
                 <w:b w:val="false"/>
                 <w:bCs w:val="false"/>
-                <w:i w:val="false"/>
-                <w:iCs w:val="false"/>
-                <w:color w:val="000000"/>
-                <w:sz w:val="18"/>
-                <w:szCs w:val="18"/>
-              </w:rPr>
-              <w:t xml:space="preserve">An understanding of Chemistry is essential in many areas of Kenyan life and industry.</w:t>
-            </w:r>
-          </w:p>
-          <w:p>
-            <w:pPr>
-              <w:spacing w:after="40" w:before="0"/>
-              <w:jc w:val="left"/>
-            </w:pPr>
-            <w:r>
-              <w:rPr>
-                <w:rFonts w:ascii="Arial" w:cs="Arial" w:eastAsia="Arial" w:hAnsi="Arial"/>
-                <w:b w:val="false"/>
-                <w:bCs w:val="false"/>
-                <w:i w:val="false"/>
-                <w:iCs w:val="false"/>
-                <w:color w:val="000000"/>
-                <w:sz w:val="18"/>
-                <w:szCs w:val="18"/>
-              </w:rPr>
-              <w:t xml:space="preserve"/>
-            </w:r>
-          </w:p>
-          <w:p>
-            <w:pPr>
-              <w:spacing w:after="40" w:before="0"/>
-              <w:jc w:val="left"/>
-            </w:pPr>
-            <w:r>
-              <w:rPr>
-                <w:rFonts w:ascii="Arial" w:cs="Arial" w:eastAsia="Arial" w:hAnsi="Arial"/>
-                <w:b w:val="false"/>
-                <w:bCs w:val="false"/>
-                <w:i w:val="false"/>
-                <w:iCs w:val="false"/>
-                <w:color w:val="000000"/>
-                <w:sz w:val="18"/>
-                <w:szCs w:val="18"/>
-              </w:rPr>
-              <w:t xml:space="preserve">First, in food science and production, Chemistry explains every transformation from raw ingredient to finished product. The same chemical principles that explain the cooking of chapati — protein denaturation, starch gelatinisation, the Maillard reaction — apply to the processing of maize into ugali, the fermentation of milk into mala (sour milk), and the preservation of fish from Lake Victoria. When food technologists at the Kenya Bureau of Standards (KEBS) use Analytical Chemistry to test food products, they are checking that the chemical composition meets safety standards. Without this knowledge, harmful substances could enter the food supply.</w:t>
-            </w:r>
-          </w:p>
-          <w:p>
-            <w:pPr>
-              <w:spacing w:after="40" w:before="0"/>
-              <w:jc w:val="left"/>
-            </w:pPr>
-            <w:r>
-              <w:rPr>
-                <w:rFonts w:ascii="Arial" w:cs="Arial" w:eastAsia="Arial" w:hAnsi="Arial"/>
-                <w:b w:val="false"/>
-                <w:bCs w:val="false"/>
-                <w:i w:val="false"/>
-                <w:iCs w:val="false"/>
-                <w:color w:val="000000"/>
-                <w:sz w:val="18"/>
-                <w:szCs w:val="18"/>
-              </w:rPr>
-              <w:t xml:space="preserve"/>
-            </w:r>
-          </w:p>
-          <w:p>
-            <w:pPr>
-              <w:spacing w:after="40" w:before="0"/>
-              <w:jc w:val="left"/>
-            </w:pPr>
-            <w:r>
-              <w:rPr>
-                <w:rFonts w:ascii="Arial" w:cs="Arial" w:eastAsia="Arial" w:hAnsi="Arial"/>
-                <w:b w:val="false"/>
-                <w:bCs w:val="false"/>
-                <w:i w:val="false"/>
-                <w:iCs w:val="false"/>
-                <w:color w:val="000000"/>
-                <w:sz w:val="18"/>
-                <w:szCs w:val="18"/>
-              </w:rPr>
-              <w:t xml:space="preserve">Second, in agriculture, Chemistry underpins soil science, fertiliser production, and crop protection. Farmers in the Rift Valley and Kericho use nitrogen-based fertilisers whose effectiveness depends on chemical reactions in the soil. Understanding chemistry helps farmers choose the right fertiliser for their soil type, avoid over-application that causes chemical runoff into rivers and lakes, and use pesticides safely. Inorganic and Physical Chemistry explain how these compounds interact with soil particles and water.</w:t>
-            </w:r>
-          </w:p>
-          <w:p>
-            <w:pPr>
-              <w:spacing w:after="40" w:before="0"/>
-              <w:jc w:val="left"/>
-            </w:pPr>
-            <w:r>
-              <w:rPr>
-                <w:rFonts w:ascii="Arial" w:cs="Arial" w:eastAsia="Arial" w:hAnsi="Arial"/>
-                <w:b w:val="false"/>
-                <w:bCs w:val="false"/>
-                <w:i w:val="false"/>
-                <w:iCs w:val="false"/>
-                <w:color w:val="000000"/>
-                <w:sz w:val="18"/>
-                <w:szCs w:val="18"/>
-              </w:rPr>
-              <w:t xml:space="preserve"/>
-            </w:r>
-          </w:p>
-          <w:p>
-            <w:pPr>
-              <w:spacing w:after="40" w:before="0"/>
-              <w:jc w:val="left"/>
-            </w:pPr>
-            <w:r>
-              <w:rPr>
-                <w:rFonts w:ascii="Arial" w:cs="Arial" w:eastAsia="Arial" w:hAnsi="Arial"/>
-                <w:b w:val="false"/>
-                <w:bCs w:val="false"/>
-                <w:i w:val="false"/>
-                <w:iCs w:val="false"/>
-                <w:color w:val="000000"/>
-                <w:sz w:val="18"/>
-                <w:szCs w:val="18"/>
-              </w:rPr>
-              <w:t xml:space="preserve">Third, in medicine and public health, Chemistry is the foundation of pharmaceutical science. Every drug — from paracetamol for fever to antimalarials like artemether — is a chemical compound whose effect on the body depends on its molecular structure and how it reacts with biological molecules. Kenyan health professionals and patients who understand basic Chemistry are better placed to use medicines correctly, recognise harmful drug interactions, and avoid counterfeit medicines. This directly connects to our driving question: understanding Chemistry is not just academic — it enables us to make safer, smarter choices every day.</w:t>
+                <w:i/>
+                <w:iCs/>
+                <w:color w:val="808080"/>
+                <w:sz w:val="18"/>
+                <w:szCs w:val="18"/>
+              </w:rPr>
+              <w:t xml:space="preserve">Write your answer here:</w:t>
             </w:r>
           </w:p>
         </w:tc>
@@ -1312,14 +840,12 @@
         <w:tblLayout w:type="fixed"/>
       </w:tblPr>
       <w:tblGrid>
-        <w:gridCol w:w="3000"/>
-        <w:gridCol w:w="10680"/>
+        <w:gridCol w:w="13680"/>
       </w:tblGrid>
       <w:tr>
         <w:tc>
           <w:tcPr>
             <w:tcW w:type="dxa" w:w="13680"/>
-            <w:gridSpan w:val="2"/>
             <w:shd w:fill="1F3864" w:color="auto" w:val="clear"/>
             <w:tcMar>
               <w:top w:type="dxa" w:w="60"/>
@@ -1345,15 +871,15 @@
                 <w:sz w:val="22"/>
                 <w:szCs w:val="22"/>
               </w:rPr>
-              <w:t xml:space="preserve">Section 4: Chemistry, Drug Use, and the Human Body</w:t>
-            </w:r>
-          </w:p>
-        </w:tc>
-      </w:tr>
-      <w:tr>
-        <w:tc>
-          <w:tcPr>
-            <w:tcW w:type="dxa" w:w="3000"/>
+              <w:t xml:space="preserve">Part 4: Drugs, substance use and tobacco – a claim, evidence and reasoning</w:t>
+            </w:r>
+          </w:p>
+        </w:tc>
+      </w:tr>
+      <w:tr>
+        <w:tc>
+          <w:tcPr>
+            <w:tcW w:type="dxa" w:w="13680"/>
             <w:shd w:fill="D9EEF1" w:color="auto" w:val="clear"/>
             <w:tcMar>
               <w:top w:type="dxa" w:w="60"/>
@@ -1379,13 +905,18 @@
                 <w:sz w:val="18"/>
                 <w:szCs w:val="18"/>
               </w:rPr>
-              <w:t xml:space="preserve">Explain how Chemistry helps us understand the effects of drugs and substances on the human body, and why this knowledge is important for making healthy choices. In your answer: (a) define what a drug is from a Chemistry perspective, (b) explain — using chemical reasoning — how a substance introduced into the body can change the way the body's own chemistry works (you may refer to concepts such as chemical reactions, molecular interactions, or changes to normal body processes), and (c) use at least ONE specific example of a harmful substance (such as alcohol, tobacco, or an illicit drug) and explain the chemical harm it causes. Connect your answer to the broader theme of irreversible chemical changes.</w:t>
-            </w:r>
-          </w:p>
-        </w:tc>
-        <w:tc>
-          <w:tcPr>
-            <w:tcW w:type="dxa" w:w="10680"/>
+              <w:t xml:space="preserve">A friend says: "Shisha and tobacco are natural plants, so they are safe." Write a Claim–Evidence–Reasoning (CER) response. (a) State your claim. (b) Give evidence about tar, nicotine and carbon monoxide from Lesson 8. (c) Use your Chemistry knowledge to explain your reasoning, and link it to the chapati phenomenon. (d) Using Lesson 7, explain what a drug, a prescription and a dosage are, and why dosage matters.</w:t>
+            </w:r>
+          </w:p>
+        </w:tc>
+      </w:tr>
+      <w:tr>
+        <w:trPr>
+          <w:trHeight w:val="4200" w:hRule="atLeast"/>
+        </w:trPr>
+        <w:tc>
+          <w:tcPr>
+            <w:tcW w:type="dxa" w:w="13680"/>
             <w:shd w:fill="FFFFFF" w:color="auto" w:val="clear"/>
             <w:tcMar>
               <w:top w:type="dxa" w:w="60"/>
@@ -1405,127 +936,13 @@
                 <w:rFonts w:ascii="Arial" w:cs="Arial" w:eastAsia="Arial" w:hAnsi="Arial"/>
                 <w:b w:val="false"/>
                 <w:bCs w:val="false"/>
-                <w:i w:val="false"/>
-                <w:iCs w:val="false"/>
-                <w:color w:val="000000"/>
-                <w:sz w:val="18"/>
-                <w:szCs w:val="18"/>
-              </w:rPr>
-              <w:t xml:space="preserve">From a Chemistry perspective, a drug is any chemical substance that, when introduced into the body, alters normal biological chemical processes. Just as heat causes irreversible chemical changes in chapati dough, some drugs can cause irreversible or difficult-to-reverse changes in the body's own chemical systems.</w:t>
-            </w:r>
-          </w:p>
-          <w:p>
-            <w:pPr>
-              <w:spacing w:after="40" w:before="0"/>
-              <w:jc w:val="left"/>
-            </w:pPr>
-            <w:r>
-              <w:rPr>
-                <w:rFonts w:ascii="Arial" w:cs="Arial" w:eastAsia="Arial" w:hAnsi="Arial"/>
-                <w:b w:val="false"/>
-                <w:bCs w:val="false"/>
-                <w:i w:val="false"/>
-                <w:iCs w:val="false"/>
-                <w:color w:val="000000"/>
-                <w:sz w:val="18"/>
-                <w:szCs w:val="18"/>
-              </w:rPr>
-              <w:t xml:space="preserve"/>
-            </w:r>
-          </w:p>
-          <w:p>
-            <w:pPr>
-              <w:spacing w:after="40" w:before="0"/>
-              <w:jc w:val="left"/>
-            </w:pPr>
-            <w:r>
-              <w:rPr>
-                <w:rFonts w:ascii="Arial" w:cs="Arial" w:eastAsia="Arial" w:hAnsi="Arial"/>
-                <w:b w:val="false"/>
-                <w:bCs w:val="false"/>
-                <w:i w:val="false"/>
-                <w:iCs w:val="false"/>
-                <w:color w:val="000000"/>
-                <w:sz w:val="18"/>
-                <w:szCs w:val="18"/>
-              </w:rPr>
-              <w:t xml:space="preserve">The human body runs on chemistry — enzymes catalyse reactions, hormones carry chemical signals, and neurons communicate through neurotransmitters that are released and received through molecular interactions. When a foreign chemical substance enters this system, it can interfere with these processes. Some drugs mimic the shape of natural molecules, binding to receptors and triggering responses the body did not intend. Others block receptors, preventing normal signals from getting through. In both cases, the body's carefully balanced chemistry is disrupted.</w:t>
-            </w:r>
-          </w:p>
-          <w:p>
-            <w:pPr>
-              <w:spacing w:after="40" w:before="0"/>
-              <w:jc w:val="left"/>
-            </w:pPr>
-            <w:r>
-              <w:rPr>
-                <w:rFonts w:ascii="Arial" w:cs="Arial" w:eastAsia="Arial" w:hAnsi="Arial"/>
-                <w:b w:val="false"/>
-                <w:bCs w:val="false"/>
-                <w:i w:val="false"/>
-                <w:iCs w:val="false"/>
-                <w:color w:val="000000"/>
-                <w:sz w:val="18"/>
-                <w:szCs w:val="18"/>
-              </w:rPr>
-              <w:t xml:space="preserve"/>
-            </w:r>
-          </w:p>
-          <w:p>
-            <w:pPr>
-              <w:spacing w:after="40" w:before="0"/>
-              <w:jc w:val="left"/>
-            </w:pPr>
-            <w:r>
-              <w:rPr>
-                <w:rFonts w:ascii="Arial" w:cs="Arial" w:eastAsia="Arial" w:hAnsi="Arial"/>
-                <w:b w:val="false"/>
-                <w:bCs w:val="false"/>
-                <w:i w:val="false"/>
-                <w:iCs w:val="false"/>
-                <w:color w:val="000000"/>
-                <w:sz w:val="18"/>
-                <w:szCs w:val="18"/>
-              </w:rPr>
-              <w:t xml:space="preserve">Consider alcohol (ethanol, C₂H₅OH). When consumed, ethanol is absorbed into the bloodstream and crosses the blood-brain barrier. In the brain, it enhances the effect of the inhibitory neurotransmitter GABA and suppresses the excitatory neurotransmitter glutamate. This slows brain activity, impairing judgment, coordination, and reaction time. In the liver, enzymes break ethanol down into acetaldehyde — a toxic compound that damages liver cells. Long-term alcohol use causes liver cells to die and be replaced by scar tissue (cirrhosis), a largely irreversible chemical and structural change. Just as we cannot un-cook a chapati, we cannot un-scar a liver.</w:t>
-            </w:r>
-          </w:p>
-          <w:p>
-            <w:pPr>
-              <w:spacing w:after="40" w:before="0"/>
-              <w:jc w:val="left"/>
-            </w:pPr>
-            <w:r>
-              <w:rPr>
-                <w:rFonts w:ascii="Arial" w:cs="Arial" w:eastAsia="Arial" w:hAnsi="Arial"/>
-                <w:b w:val="false"/>
-                <w:bCs w:val="false"/>
-                <w:i w:val="false"/>
-                <w:iCs w:val="false"/>
-                <w:color w:val="000000"/>
-                <w:sz w:val="18"/>
-                <w:szCs w:val="18"/>
-              </w:rPr>
-              <w:t xml:space="preserve"/>
-            </w:r>
-          </w:p>
-          <w:p>
-            <w:pPr>
-              <w:spacing w:after="40" w:before="0"/>
-              <w:jc w:val="left"/>
-            </w:pPr>
-            <w:r>
-              <w:rPr>
-                <w:rFonts w:ascii="Arial" w:cs="Arial" w:eastAsia="Arial" w:hAnsi="Arial"/>
-                <w:b w:val="false"/>
-                <w:bCs w:val="false"/>
-                <w:i w:val="false"/>
-                <w:iCs w:val="false"/>
-                <w:color w:val="000000"/>
-                <w:sz w:val="18"/>
-                <w:szCs w:val="18"/>
-              </w:rPr>
-              <w:t xml:space="preserve">Understanding these chemical mechanisms is not meant to frighten us — it is meant to empower us. A student who understands that alcohol causes real, measurable, sometimes irreversible chemical damage to the brain and liver is better equipped to make an informed choice than one who has only been told 'it is bad for you.' Chemistry gives us the language and the evidence to make truly informed decisions.</w:t>
+                <w:i/>
+                <w:iCs/>
+                <w:color w:val="808080"/>
+                <w:sz w:val="18"/>
+                <w:szCs w:val="18"/>
+              </w:rPr>
+              <w:t xml:space="preserve">Write your answer here:</w:t>
             </w:r>
           </w:p>
         </w:tc>
@@ -1553,14 +970,12 @@
         <w:tblLayout w:type="fixed"/>
       </w:tblPr>
       <w:tblGrid>
-        <w:gridCol w:w="3000"/>
-        <w:gridCol w:w="10680"/>
+        <w:gridCol w:w="13680"/>
       </w:tblGrid>
       <w:tr>
         <w:tc>
           <w:tcPr>
             <w:tcW w:type="dxa" w:w="13680"/>
-            <w:gridSpan w:val="2"/>
             <w:shd w:fill="1F3864" w:color="auto" w:val="clear"/>
             <w:tcMar>
               <w:top w:type="dxa" w:w="60"/>
@@ -1586,15 +1001,15 @@
                 <w:sz w:val="22"/>
                 <w:szCs w:val="22"/>
               </w:rPr>
-              <w:t xml:space="preserve">Section 5: Answering the Driving Question — Your Final Argument</w:t>
-            </w:r>
-          </w:p>
-        </w:tc>
-      </w:tr>
-      <w:tr>
-        <w:tc>
-          <w:tcPr>
-            <w:tcW w:type="dxa" w:w="3000"/>
+              <w:t xml:space="preserve">Part 5: Answering the Driving Question</w:t>
+            </w:r>
+          </w:p>
+        </w:tc>
+      </w:tr>
+      <w:tr>
+        <w:tc>
+          <w:tcPr>
+            <w:tcW w:type="dxa" w:w="13680"/>
             <w:shd w:fill="D9EEF1" w:color="auto" w:val="clear"/>
             <w:tcMar>
               <w:top w:type="dxa" w:w="60"/>
@@ -1620,13 +1035,18 @@
                 <w:sz w:val="18"/>
                 <w:szCs w:val="18"/>
               </w:rPr>
-              <w:t xml:space="preserve">Now bring everything together. Write a concise but complete answer to the driving question: 'How does Chemistry explain what happens to the matter around us every day — and why does understanding Chemistry help us make safer, smarter choices in our lives?' Your answer should: (a) summarise how Chemistry — through its definition, branches, and key concepts — explains everyday changes in matter (use the chapati as your final connecting example), (b) explain the link between scientific understanding and real-world decision-making, and (c) reflect on what has changed in YOUR own thinking about Chemistry since Lesson 1. What did you think Chemistry was before? What do you think now?</w:t>
-            </w:r>
-          </w:p>
-        </w:tc>
-        <w:tc>
-          <w:tcPr>
-            <w:tcW w:type="dxa" w:w="10680"/>
+              <w:t xml:space="preserve">Now answer the full Driving Question: "How does Chemistry explain what happens to the matter around us every day — and why does understanding Chemistry help us make safer, smarter choices in our lives?" Use at least THREE lessons as evidence. Include (a) how Chemistry explains the chapati, (b) how Chemistry connects to at least two areas of life (such as food, health, industry, careers or consumer protection), and (c) one example of a safer, smarter choice that a Kenyan could make because of Chemistry. Finally, say how your thinking has changed since your first prediction in Lesson 1.</w:t>
+            </w:r>
+          </w:p>
+        </w:tc>
+      </w:tr>
+      <w:tr>
+        <w:trPr>
+          <w:trHeight w:val="4200" w:hRule="atLeast"/>
+        </w:trPr>
+        <w:tc>
+          <w:tcPr>
+            <w:tcW w:type="dxa" w:w="13680"/>
             <w:shd w:fill="FFFFFF" w:color="auto" w:val="clear"/>
             <w:tcMar>
               <w:top w:type="dxa" w:w="60"/>
@@ -1646,127 +1066,13 @@
                 <w:rFonts w:ascii="Arial" w:cs="Arial" w:eastAsia="Arial" w:hAnsi="Arial"/>
                 <w:b w:val="false"/>
                 <w:bCs w:val="false"/>
-                <w:i w:val="false"/>
-                <w:iCs w:val="false"/>
-                <w:color w:val="000000"/>
-                <w:sz w:val="18"/>
-                <w:szCs w:val="18"/>
-              </w:rPr>
-              <w:t xml:space="preserve">Chemistry is the science of matter and its changes — and matter is everything around us. From the chapati cooking on a jiko in a Nairobi kitchen, to the fertiliser applied to a maize farm in the Rift Valley, to the painkiller dissolving in a glass of water, Chemistry is at work in every moment of our lives. The different branches of Chemistry — Organic, Inorganic, Physical, Biochemistry, and Analytical — each shine a different light on these changes, helping us understand not just what happens, but why and how.</w:t>
-            </w:r>
-          </w:p>
-          <w:p>
-            <w:pPr>
-              <w:spacing w:after="40" w:before="0"/>
-              <w:jc w:val="left"/>
-            </w:pPr>
-            <w:r>
-              <w:rPr>
-                <w:rFonts w:ascii="Arial" w:cs="Arial" w:eastAsia="Arial" w:hAnsi="Arial"/>
-                <w:b w:val="false"/>
-                <w:bCs w:val="false"/>
-                <w:i w:val="false"/>
-                <w:iCs w:val="false"/>
-                <w:color w:val="000000"/>
-                <w:sz w:val="18"/>
-                <w:szCs w:val="18"/>
-              </w:rPr>
-              <w:t xml:space="preserve"/>
-            </w:r>
-          </w:p>
-          <w:p>
-            <w:pPr>
-              <w:spacing w:after="40" w:before="0"/>
-              <w:jc w:val="left"/>
-            </w:pPr>
-            <w:r>
-              <w:rPr>
-                <w:rFonts w:ascii="Arial" w:cs="Arial" w:eastAsia="Arial" w:hAnsi="Arial"/>
-                <w:b w:val="false"/>
-                <w:bCs w:val="false"/>
-                <w:i w:val="false"/>
-                <w:iCs w:val="false"/>
-                <w:color w:val="000000"/>
-                <w:sz w:val="18"/>
-                <w:szCs w:val="18"/>
-              </w:rPr>
-              <w:t xml:space="preserve">The chapati phenomenon taught us something profound: some changes in matter are irreversible. The dough cannot become dough again because new chemical bonds have formed and new substances have been created. This same principle applies to the human body. Chemical substances — whether the food we eat, the medicines we take, or the drugs we might be pressured to try — all interact with our body's chemistry. Some of those interactions, if we are not careful, can cause changes that are very difficult or impossible to reverse.</w:t>
-            </w:r>
-          </w:p>
-          <w:p>
-            <w:pPr>
-              <w:spacing w:after="40" w:before="0"/>
-              <w:jc w:val="left"/>
-            </w:pPr>
-            <w:r>
-              <w:rPr>
-                <w:rFonts w:ascii="Arial" w:cs="Arial" w:eastAsia="Arial" w:hAnsi="Arial"/>
-                <w:b w:val="false"/>
-                <w:bCs w:val="false"/>
-                <w:i w:val="false"/>
-                <w:iCs w:val="false"/>
-                <w:color w:val="000000"/>
-                <w:sz w:val="18"/>
-                <w:szCs w:val="18"/>
-              </w:rPr>
-              <w:t xml:space="preserve"/>
-            </w:r>
-          </w:p>
-          <w:p>
-            <w:pPr>
-              <w:spacing w:after="40" w:before="0"/>
-              <w:jc w:val="left"/>
-            </w:pPr>
-            <w:r>
-              <w:rPr>
-                <w:rFonts w:ascii="Arial" w:cs="Arial" w:eastAsia="Arial" w:hAnsi="Arial"/>
-                <w:b w:val="false"/>
-                <w:bCs w:val="false"/>
-                <w:i w:val="false"/>
-                <w:iCs w:val="false"/>
-                <w:color w:val="000000"/>
-                <w:sz w:val="18"/>
-                <w:szCs w:val="18"/>
-              </w:rPr>
-              <w:t xml:space="preserve">Understanding Chemistry therefore does not just help us pass an exam. It helps us ask better questions: Is this substance safe? What will it do inside my body? Has this food been processed in a way that changes its nutritional value? Why does this medicine have side effects? These are Chemistry questions — and people who can answer them are safer, healthier, and more empowered than those who cannot.</w:t>
-            </w:r>
-          </w:p>
-          <w:p>
-            <w:pPr>
-              <w:spacing w:after="40" w:before="0"/>
-              <w:jc w:val="left"/>
-            </w:pPr>
-            <w:r>
-              <w:rPr>
-                <w:rFonts w:ascii="Arial" w:cs="Arial" w:eastAsia="Arial" w:hAnsi="Arial"/>
-                <w:b w:val="false"/>
-                <w:bCs w:val="false"/>
-                <w:i w:val="false"/>
-                <w:iCs w:val="false"/>
-                <w:color w:val="000000"/>
-                <w:sz w:val="18"/>
-                <w:szCs w:val="18"/>
-              </w:rPr>
-              <w:t xml:space="preserve"/>
-            </w:r>
-          </w:p>
-          <w:p>
-            <w:pPr>
-              <w:spacing w:after="40" w:before="0"/>
-              <w:jc w:val="left"/>
-            </w:pPr>
-            <w:r>
-              <w:rPr>
-                <w:rFonts w:ascii="Arial" w:cs="Arial" w:eastAsia="Arial" w:hAnsi="Arial"/>
-                <w:b w:val="false"/>
-                <w:bCs w:val="false"/>
-                <w:i w:val="false"/>
-                <w:iCs w:val="false"/>
-                <w:color w:val="000000"/>
-                <w:sz w:val="18"/>
-                <w:szCs w:val="18"/>
-              </w:rPr>
-              <w:t xml:space="preserve">At the start of Lesson 1, many of us thought Chemistry was about laboratories, equations, and complicated formulas that had little to do with our daily lives. Now we understand that every meal we cook, every medicine we take, every crop our families grow, and every choice we make about substances we put into our bodies is a Chemistry decision. The jiko in a Kenyan kitchen is a chemistry laboratory. We are all, already, practising chemists — and the more we understand the science behind what we observe, the better choices we can make for ourselves, our families, and our communities.</w:t>
+                <w:i/>
+                <w:iCs/>
+                <w:color w:val="808080"/>
+                <w:sz w:val="18"/>
+                <w:szCs w:val="18"/>
+              </w:rPr>
+              <w:t xml:space="preserve">Write your answer here:</w:t>
             </w:r>
           </w:p>
         </w:tc>
@@ -1993,7 +1299,7 @@
                 <w:sz w:val="18"/>
                 <w:szCs w:val="18"/>
               </w:rPr>
-              <w:t xml:space="preserve">Understanding of Chemistry: Definition, Branches, and Matter</w:t>
+              <w:t xml:space="preserve">Use of the anchoring phenomenon</w:t>
             </w:r>
           </w:p>
         </w:tc>
@@ -2025,7 +1331,7 @@
                 <w:sz w:val="18"/>
                 <w:szCs w:val="18"/>
               </w:rPr>
-              <w:t xml:space="preserve">Accurately defines Chemistry and clearly explains at least three branches with correct descriptions. Correctly distinguishes between physical and chemical changes using precise scientific vocabulary (matter, composition, properties, bonds, energy). All explanations are directly linked to the chapati phenomenon and additional Kenyan examples.</w:t>
+              <w:t xml:space="preserve">Clearly explains the chapati change as an irreversible chemical change with new substances formed (including the Maillard reaction) and links it accurately to other examples throughout.</w:t>
             </w:r>
           </w:p>
         </w:tc>
@@ -2057,7 +1363,7 @@
                 <w:sz w:val="18"/>
                 <w:szCs w:val="18"/>
               </w:rPr>
-              <w:t xml:space="preserve">Defines Chemistry correctly and names at least two branches with mostly accurate descriptions. Distinguishes between physical and chemical changes with minor gaps. Uses some scientific vocabulary. Most explanations are connected to the chapati phenomenon.</w:t>
+              <w:t xml:space="preserve">Identifies the chapati change as irreversible and chemical, with some explanation of why, and makes at least one link to another example.</w:t>
             </w:r>
           </w:p>
         </w:tc>
@@ -2089,7 +1395,7 @@
                 <w:sz w:val="18"/>
                 <w:szCs w:val="18"/>
               </w:rPr>
-              <w:t xml:space="preserve">Provides a vague or partially correct definition of Chemistry. Names branches but descriptions are inaccurate or confused. Struggles to clearly distinguish between physical and chemical changes. Little scientific vocabulary used. Weak or absent connection to the chapati phenomenon.</w:t>
+              <w:t xml:space="preserve">Describes the chapati changing but does not explain why it is irreversible or does not link it to Chemistry.</w:t>
             </w:r>
           </w:p>
         </w:tc>
@@ -2123,7 +1429,7 @@
                 <w:sz w:val="18"/>
                 <w:szCs w:val="18"/>
               </w:rPr>
-              <w:t xml:space="preserve">Explanation of the Chapati Phenomenon as a Chemical Change</w:t>
+              <w:t xml:space="preserve">Accurate Chemistry ideas and vocabulary</w:t>
             </w:r>
           </w:p>
         </w:tc>
@@ -2155,7 +1461,7 @@
                 <w:sz w:val="18"/>
                 <w:szCs w:val="18"/>
               </w:rPr>
-              <w:t xml:space="preserve">Identifies at least three distinct pieces of evidence of chemical change in the chapati phenomenon (e.g., colour change, new aroma, irreversible texture change). Explains irreversibility at the molecular level (bond breaking/forming, new substances formed). Explanation is scientifically accurate and clearly articulated.</w:t>
+              <w:t xml:space="preserve">Uses terms such as matter, chemical change, branches of Chemistry, drug, prescription and dosage correctly and precisely.</w:t>
             </w:r>
           </w:p>
         </w:tc>
@@ -2187,7 +1493,7 @@
                 <w:sz w:val="18"/>
                 <w:szCs w:val="18"/>
               </w:rPr>
-              <w:t xml:space="preserve">Identifies two pieces of evidence of chemical change and provides a reasonable explanation of irreversibility. Molecular-level explanation is present but may lack full detail. Explanation is mostly accurate.</w:t>
+              <w:t xml:space="preserve">Uses most terms correctly with minor gaps or imprecision.</w:t>
             </w:r>
           </w:p>
         </w:tc>
@@ -2219,7 +1525,7 @@
                 <w:sz w:val="18"/>
                 <w:szCs w:val="18"/>
               </w:rPr>
-              <w:t xml:space="preserve">Identifies only one piece of evidence or confuses physical and chemical change. Explanation of irreversibility is vague or relies only on everyday language without scientific reasoning. Little or no molecular-level thinking shown.</w:t>
+              <w:t xml:space="preserve">Uses few key terms, or uses them incorrectly.</w:t>
             </w:r>
           </w:p>
         </w:tc>
@@ -2253,7 +1559,7 @@
                 <w:sz w:val="18"/>
                 <w:szCs w:val="18"/>
               </w:rPr>
-              <w:t xml:space="preserve">Application of Chemistry to Kenyan Daily Life and Industry</w:t>
+              <w:t xml:space="preserve">Evidence from the lessons and Kenyan contexts</w:t>
             </w:r>
           </w:p>
         </w:tc>
@@ -2285,7 +1591,7 @@
                 <w:sz w:val="18"/>
                 <w:szCs w:val="18"/>
               </w:rPr>
-              <w:t xml:space="preserve">Clearly explains Chemistry's importance in at least three distinct areas of Kenyan life or industry (e.g., food, agriculture, medicine). For each area, correctly identifies the relevant chemical process and explains why chemical understanding leads to better outcomes. Examples are specific, Kenya-relevant, and well-integrated into the argument.</w:t>
+              <w:t xml:space="preserve">Supports ideas with specific evidence from at least three lessons (e.g. Rift Valley fertilisers, KEBS, tobacco chemicals, Panadol and Metformin labels).</w:t>
             </w:r>
           </w:p>
         </w:tc>
@@ -2317,7 +1623,7 @@
                 <w:sz w:val="18"/>
                 <w:szCs w:val="18"/>
               </w:rPr>
-              <w:t xml:space="preserve">Explains Chemistry's importance in two or three areas with mostly correct chemical reasoning. Examples are relevant but may be generic or lack depth. The link between chemistry knowledge and improved outcomes is stated but not fully developed.</w:t>
+              <w:t xml:space="preserve">Gives some specific evidence from two or more lessons.</w:t>
             </w:r>
           </w:p>
         </w:tc>
@@ -2349,7 +1655,7 @@
                 <w:sz w:val="18"/>
                 <w:szCs w:val="18"/>
               </w:rPr>
-              <w:t xml:space="preserve">Mentions one or two areas but explanations are vague or incorrect. Little chemical reasoning is applied. Examples are weak, irrelevant, or absent. The link between chemistry and better outcomes is not clearly made.</w:t>
+              <w:t xml:space="preserve">Gives general statements with little or no specific evidence.</w:t>
             </w:r>
           </w:p>
         </w:tc>
@@ -2383,7 +1689,7 @@
                 <w:sz w:val="18"/>
                 <w:szCs w:val="18"/>
               </w:rPr>
-              <w:t xml:space="preserve">Chemistry of Drug Use and Health Decision-Making</w:t>
+              <w:t xml:space="preserve">Reasoning and CER structure</w:t>
             </w:r>
           </w:p>
         </w:tc>
@@ -2415,7 +1721,7 @@
                 <w:sz w:val="18"/>
                 <w:szCs w:val="18"/>
               </w:rPr>
-              <w:t xml:space="preserve">Accurately defines a drug from a Chemistry perspective. Clearly explains, using chemical reasoning, how substances alter the body's normal chemical processes. Provides a specific, scientifically accurate example of a harmful substance and explains the chemical damage it causes. Explicitly connects drug harm to the concept of irreversible chemical change. Demonstrates mature, evidence-based reasoning about health choices.</w:t>
+              <w:t xml:space="preserve">Presents a clear claim supported by evidence and logical reasoning that explains why the evidence supports the claim.</w:t>
             </w:r>
           </w:p>
         </w:tc>
@@ -2447,7 +1753,7 @@
                 <w:sz w:val="18"/>
                 <w:szCs w:val="18"/>
               </w:rPr>
-              <w:t xml:space="preserve">Defines a drug adequately and gives a reasonable chemical explanation of how it affects the body. Example of harmful substance is mostly accurate. The connection to irreversible change is present but may be underdeveloped. Reasoning about health choices is evident.</w:t>
+              <w:t xml:space="preserve">Gives a claim and evidence, with partial reasoning.</w:t>
             </w:r>
           </w:p>
         </w:tc>
@@ -2479,7 +1785,7 @@
                 <w:sz w:val="18"/>
                 <w:szCs w:val="18"/>
               </w:rPr>
-              <w:t xml:space="preserve">Definition of a drug is vague or purely biological without chemical reasoning. Explanation of how substances affect the body lacks chemical thinking. Example of harmful substance is vague or the chemical harm is not explained. Little connection to irreversible change or informed decision-making.</w:t>
+              <w:t xml:space="preserve">Gives a claim with little evidence or reasoning.</w:t>
             </w:r>
           </w:p>
         </w:tc>
@@ -2513,7 +1819,7 @@
                 <w:sz w:val="18"/>
                 <w:szCs w:val="18"/>
               </w:rPr>
-              <w:t xml:space="preserve">Quality of Final Argument and Reflection</w:t>
+              <w:t xml:space="preserve">Safer, smarter choices and reflection</w:t>
             </w:r>
           </w:p>
         </w:tc>
@@ -2545,7 +1851,7 @@
                 <w:sz w:val="18"/>
                 <w:szCs w:val="18"/>
               </w:rPr>
-              <w:t xml:space="preserve">The final section provides a compelling, well-structured answer to the driving question that integrates all major concepts from the unit. The chapati phenomenon is used as a coherent connecting thread throughout. The student reflects meaningfully and specifically on how their thinking has changed, demonstrating genuine conceptual growth. Writing is clear, confident, and uses accurate scientific language throughout.</w:t>
+              <w:t xml:space="preserve">Gives a realistic example of a safe choice grounded in Chemistry and thoughtfully compares current understanding with the Lesson 1 prediction.</w:t>
             </w:r>
           </w:p>
         </w:tc>
@@ -2577,7 +1883,7 @@
                 <w:sz w:val="18"/>
                 <w:szCs w:val="18"/>
               </w:rPr>
-              <w:t xml:space="preserve">The final section answers the driving question with most major concepts included. The chapati connection is present. Reflection on personal learning is genuine but may be brief or general. Writing is mostly clear with adequate use of scientific language.</w:t>
+              <w:t xml:space="preserve">Gives a safe choice example and a basic reflection on learning.</w:t>
             </w:r>
           </w:p>
         </w:tc>
@@ -2609,7 +1915,7 @@
                 <w:sz w:val="18"/>
                 <w:szCs w:val="18"/>
               </w:rPr>
-              <w:t xml:space="preserve">The final section partially addresses the driving question but key concepts are missing or superficially treated. The chapati connection is weak or absent. Reflection is minimal or does not demonstrate clear conceptual growth. Writing is unclear or scientific language is rarely used.</w:t>
+              <w:t xml:space="preserve">Gives no clear example of a safe choice or no reflection.</w:t>
             </w:r>
           </w:p>
         </w:tc>
@@ -2733,7 +2039,7 @@
         </w:rPr>
         <w:t xml:space="preserve">© 2026 SeaVuria and ARES. This work is licensed under a </w:t>
       </w:r>
-      <w:hyperlink w:history="1" r:id="rIdtmcnyn0kgn6nl9dt6iwt4">
+      <w:hyperlink w:history="1" r:id="rId6pcf7fbsr6ojeszxq9onq">
         <w:r>
           <w:rPr>
             <w:rFonts w:ascii="Arial" w:cs="Arial" w:eastAsia="Arial" w:hAnsi="Arial"/>
@@ -2753,7 +2059,7 @@
         </w:rPr>
         <w:t xml:space="preserve"> (</w:t>
       </w:r>
-      <w:hyperlink w:history="1" r:id="rIdpmipzowz5opkalyvchrgu">
+      <w:hyperlink w:history="1" r:id="rIdhuaxdnarokhsqau8l5_4s">
         <w:r>
           <w:rPr>
             <w:rFonts w:ascii="Arial" w:cs="Arial" w:eastAsia="Arial" w:hAnsi="Arial"/>
@@ -2773,7 +2079,7 @@
         </w:rPr>
         <w:t xml:space="preserve">). To view a copy of this license, visit </w:t>
       </w:r>
-      <w:hyperlink w:history="1" r:id="rId1hde2dnypza1fjufemh_r">
+      <w:hyperlink w:history="1" r:id="rIdpsvroojxwhxwumt_c5crn">
         <w:r>
           <w:rPr>
             <w:rFonts w:ascii="Arial" w:cs="Arial" w:eastAsia="Arial" w:hAnsi="Arial"/>

--- a/data/outputs/v2/Chemistry/SS1.1_Introduction_to_Chemistry/Chemistry_Introduction_to_Chemistry_FinalExplanation.docx
+++ b/data/outputs/v2/Chemistry/SS1.1_Introduction_to_Chemistry/Chemistry_Introduction_to_Chemistry_FinalExplanation.docx
@@ -2039,7 +2039,7 @@
         </w:rPr>
         <w:t xml:space="preserve">© 2026 SeaVuria and ARES. This work is licensed under a </w:t>
       </w:r>
-      <w:hyperlink w:history="1" r:id="rId6pcf7fbsr6ojeszxq9onq">
+      <w:hyperlink w:history="1" r:id="rIdybcucw3jhhhh5xbkrnhom">
         <w:r>
           <w:rPr>
             <w:rFonts w:ascii="Arial" w:cs="Arial" w:eastAsia="Arial" w:hAnsi="Arial"/>
@@ -2059,7 +2059,7 @@
         </w:rPr>
         <w:t xml:space="preserve"> (</w:t>
       </w:r>
-      <w:hyperlink w:history="1" r:id="rIdhuaxdnarokhsqau8l5_4s">
+      <w:hyperlink w:history="1" r:id="rIdl5cwtic9-ed8k2iqwfp0a">
         <w:r>
           <w:rPr>
             <w:rFonts w:ascii="Arial" w:cs="Arial" w:eastAsia="Arial" w:hAnsi="Arial"/>
@@ -2079,7 +2079,7 @@
         </w:rPr>
         <w:t xml:space="preserve">). To view a copy of this license, visit </w:t>
       </w:r>
-      <w:hyperlink w:history="1" r:id="rIdpsvroojxwhxwumt_c5crn">
+      <w:hyperlink w:history="1" r:id="rIdd1idu2detoera1vfm7_ep">
         <w:r>
           <w:rPr>
             <w:rFonts w:ascii="Arial" w:cs="Arial" w:eastAsia="Arial" w:hAnsi="Arial"/>

--- a/data/outputs/v2/Chemistry/SS1.1_Introduction_to_Chemistry/Chemistry_Introduction_to_Chemistry_FinalExplanation.docx
+++ b/data/outputs/v2/Chemistry/SS1.1_Introduction_to_Chemistry/Chemistry_Introduction_to_Chemistry_FinalExplanation.docx
@@ -2039,7 +2039,7 @@
         </w:rPr>
         <w:t xml:space="preserve">© 2026 SeaVuria and ARES. This work is licensed under a </w:t>
       </w:r>
-      <w:hyperlink w:history="1" r:id="rIdybcucw3jhhhh5xbkrnhom">
+      <w:hyperlink w:history="1" r:id="rIdf0muhhi87nelik-jf2qef">
         <w:r>
           <w:rPr>
             <w:rFonts w:ascii="Arial" w:cs="Arial" w:eastAsia="Arial" w:hAnsi="Arial"/>
@@ -2059,7 +2059,7 @@
         </w:rPr>
         <w:t xml:space="preserve"> (</w:t>
       </w:r>
-      <w:hyperlink w:history="1" r:id="rIdl5cwtic9-ed8k2iqwfp0a">
+      <w:hyperlink w:history="1" r:id="rIdtw0kavn0eokqtlhxk8rzx">
         <w:r>
           <w:rPr>
             <w:rFonts w:ascii="Arial" w:cs="Arial" w:eastAsia="Arial" w:hAnsi="Arial"/>
@@ -2079,7 +2079,7 @@
         </w:rPr>
         <w:t xml:space="preserve">). To view a copy of this license, visit </w:t>
       </w:r>
-      <w:hyperlink w:history="1" r:id="rIdd1idu2detoera1vfm7_ep">
+      <w:hyperlink w:history="1" r:id="rIdeyhlekrofo-azgfb3eqrk">
         <w:r>
           <w:rPr>
             <w:rFonts w:ascii="Arial" w:cs="Arial" w:eastAsia="Arial" w:hAnsi="Arial"/>

--- a/data/outputs/v2/Chemistry/SS1.1_Introduction_to_Chemistry/Chemistry_Introduction_to_Chemistry_FinalExplanation.docx
+++ b/data/outputs/v2/Chemistry/SS1.1_Introduction_to_Chemistry/Chemistry_Introduction_to_Chemistry_FinalExplanation.docx
@@ -2039,7 +2039,7 @@
         </w:rPr>
         <w:t xml:space="preserve">© 2026 SeaVuria and ARES. This work is licensed under a </w:t>
       </w:r>
-      <w:hyperlink w:history="1" r:id="rIdf0muhhi87nelik-jf2qef">
+      <w:hyperlink w:history="1" r:id="rIdihxbi0hm-ypzz-8cpaxnk">
         <w:r>
           <w:rPr>
             <w:rFonts w:ascii="Arial" w:cs="Arial" w:eastAsia="Arial" w:hAnsi="Arial"/>
@@ -2059,7 +2059,7 @@
         </w:rPr>
         <w:t xml:space="preserve"> (</w:t>
       </w:r>
-      <w:hyperlink w:history="1" r:id="rIdtw0kavn0eokqtlhxk8rzx">
+      <w:hyperlink w:history="1" r:id="rIdth-vjkkwf9uojjuri_zj8">
         <w:r>
           <w:rPr>
             <w:rFonts w:ascii="Arial" w:cs="Arial" w:eastAsia="Arial" w:hAnsi="Arial"/>
@@ -2079,7 +2079,7 @@
         </w:rPr>
         <w:t xml:space="preserve">). To view a copy of this license, visit </w:t>
       </w:r>
-      <w:hyperlink w:history="1" r:id="rIdeyhlekrofo-azgfb3eqrk">
+      <w:hyperlink w:history="1" r:id="rIdtihgjohvz4i8dtkqqcahc">
         <w:r>
           <w:rPr>
             <w:rFonts w:ascii="Arial" w:cs="Arial" w:eastAsia="Arial" w:hAnsi="Arial"/>

--- a/data/outputs/v2/Chemistry/SS1.1_Introduction_to_Chemistry/Chemistry_Introduction_to_Chemistry_FinalExplanation.docx
+++ b/data/outputs/v2/Chemistry/SS1.1_Introduction_to_Chemistry/Chemistry_Introduction_to_Chemistry_FinalExplanation.docx
@@ -95,7 +95,7 @@
                 <w:sz w:val="22"/>
                 <w:szCs w:val="22"/>
               </w:rPr>
-              <w:t xml:space="preserve">FINAL EXPLANATION: CHEMISTRY GRADE 10 – SUB-STRAND 1.1 INTRODUCTION TO CHEMISTRY: FINAL EXPLANATION</w:t>
+              <w:t xml:space="preserve">FINAL EXPLANATION: CHEMISTRY GRADE 10: FINAL EXPLANATION</w:t>
             </w:r>
           </w:p>
         </w:tc>
@@ -422,7 +422,7 @@
                 <w:sz w:val="18"/>
                 <w:szCs w:val="18"/>
               </w:rPr>
-              <w:t xml:space="preserve">Think back to the chapati dough on the hot jiko in Lesson 1. In this Final Explanation you will use evidence from all ten lessons to answer our Driving Question: "How does Chemistry explain what happens to the matter around us every day — and why does understanding Chemistry help us make safer, smarter choices in our lives?" Write your answers in the space under each prompt. Use full sentences, name specific Kenyan examples from our lessons, and give reasons for your ideas. Where a prompt asks for a claim, evidence and reasoning, make sure you include all three parts. Take your time: there is no single word answer, we are marking how well you explain.</w:t>
+              <w:t xml:space="preserve">You have worked with the Kisumu tray of eight substances (A table salt, B water, C sand, D sulphur, E iron filings, F antacid tablet, G paracetamol tablet, H sugar) over ten lessons. Use your own tray evidence and your learning from the lessons to answer the Driving Question: How do the different properties of substances around us help chemists make medicines, foods and other products, and how do we use them safely? Answer each section in the space under its prompt. Use the letters A-H and the exact names of the substances. Use numbers and units (g, mL, C, mg) from your own results where you can. Write in full sentences and show your working for any calculation. Remember our class value of respect: write in your own words and be ready to listen to other groups' ideas.</w:t>
             </w:r>
           </w:p>
         </w:tc>
@@ -481,7 +481,7 @@
                 <w:sz w:val="22"/>
                 <w:szCs w:val="22"/>
               </w:rPr>
-              <w:t xml:space="preserve">Part 1: What happened to the chapati dough?</w:t>
+              <w:t xml:space="preserve">Section 1: Same look, different behaviour</w:t>
             </w:r>
           </w:p>
         </w:tc>
@@ -515,7 +515,709 @@
                 <w:sz w:val="18"/>
                 <w:szCs w:val="18"/>
               </w:rPr>
-              <w:t xml:space="preserve">In Lesson 1 you watched raw chapati dough change on a hot jiko into a firm, golden, aromatic chapati, and you could not turn it back into dough. (a) Define Chemistry and matter in your own words. (b) Explain why we say the change to the chapati is irreversible, and why Chemistry is a better science than a simple physical change idea for explaining it. (c) Compare it with the water particle changes you saw in the PhET States of Matter simulation. How is that change different?</w:t>
+              <w:t xml:space="preserve">Look at the data table from the Kisumu tray tests (1 level spatula, about 2 g, of each solid in 50 mL of water at about 25 C; heat test done by the teacher).</w:t>
+            </w:r>
+          </w:p>
+          <w:p>
+            <w:pPr>
+              <w:spacing w:after="40" w:before="0"/>
+              <w:jc w:val="left"/>
+            </w:pPr>
+            <w:r>
+              <w:rPr>
+                <w:rFonts w:ascii="Arial" w:cs="Arial" w:eastAsia="Arial" w:hAnsi="Arial"/>
+                <w:b/>
+                <w:bCs/>
+                <w:i w:val="false"/>
+                <w:iCs w:val="false"/>
+                <w:color w:val="000000"/>
+                <w:sz w:val="18"/>
+                <w:szCs w:val="18"/>
+              </w:rPr>
+              <w:t xml:space="preserve"/>
+            </w:r>
+          </w:p>
+          <w:tbl>
+            <w:tblPr>
+              <w:tblW w:type="dxa" w:w="13320"/>
+              <w:tblBorders>
+                <w:top w:val="single" w:color="AAAAAA" w:sz="4"/>
+                <w:left w:val="single" w:color="AAAAAA" w:sz="4"/>
+                <w:bottom w:val="single" w:color="AAAAAA" w:sz="4"/>
+                <w:right w:val="single" w:color="AAAAAA" w:sz="4"/>
+                <w:insideH w:val="single" w:color="auto" w:sz="4"/>
+                <w:insideV w:val="single" w:color="auto" w:sz="4"/>
+              </w:tblBorders>
+              <w:tblLayout w:type="fixed"/>
+            </w:tblPr>
+            <w:tblGrid>
+              <w:gridCol w:w="4440"/>
+              <w:gridCol w:w="4440"/>
+              <w:gridCol w:w="4440"/>
+            </w:tblGrid>
+            <w:tr>
+              <w:tc>
+                <w:tcPr>
+                  <w:tcW w:type="dxa" w:w="4440"/>
+                  <w:shd w:fill="D5E8F0" w:color="auto" w:val="clear"/>
+                  <w:tcMar>
+                    <w:top w:type="dxa" w:w="60"/>
+                    <w:left w:type="dxa" w:w="120"/>
+                    <w:bottom w:type="dxa" w:w="60"/>
+                    <w:right w:type="dxa" w:w="120"/>
+                  </w:tcMar>
+                  <w:vAlign w:val="top"/>
+                </w:tcPr>
+                <w:p>
+                  <w:pPr>
+                    <w:spacing w:after="40" w:before="0"/>
+                    <w:jc w:val="left"/>
+                  </w:pPr>
+                  <w:r>
+                    <w:rPr>
+                      <w:rFonts w:ascii="Arial" w:cs="Arial" w:eastAsia="Arial" w:hAnsi="Arial"/>
+                      <w:b/>
+                      <w:bCs/>
+                      <w:i w:val="false"/>
+                      <w:iCs w:val="false"/>
+                      <w:color w:val="000000"/>
+                      <w:sz w:val="18"/>
+                      <w:szCs w:val="18"/>
+                    </w:rPr>
+                    <w:t xml:space="preserve">Substance</w:t>
+                  </w:r>
+                </w:p>
+              </w:tc>
+              <w:tc>
+                <w:tcPr>
+                  <w:tcW w:type="dxa" w:w="4440"/>
+                  <w:shd w:fill="D5E8F0" w:color="auto" w:val="clear"/>
+                  <w:tcMar>
+                    <w:top w:type="dxa" w:w="60"/>
+                    <w:left w:type="dxa" w:w="120"/>
+                    <w:bottom w:type="dxa" w:w="60"/>
+                    <w:right w:type="dxa" w:w="120"/>
+                  </w:tcMar>
+                  <w:vAlign w:val="top"/>
+                </w:tcPr>
+                <w:p>
+                  <w:pPr>
+                    <w:spacing w:after="40" w:before="0"/>
+                    <w:jc w:val="left"/>
+                  </w:pPr>
+                  <w:r>
+                    <w:rPr>
+                      <w:rFonts w:ascii="Arial" w:cs="Arial" w:eastAsia="Arial" w:hAnsi="Arial"/>
+                      <w:b/>
+                      <w:bCs/>
+                      <w:i w:val="false"/>
+                      <w:iCs w:val="false"/>
+                      <w:color w:val="000000"/>
+                      <w:sz w:val="18"/>
+                      <w:szCs w:val="18"/>
+                    </w:rPr>
+                    <w:t xml:space="preserve">In water</w:t>
+                  </w:r>
+                </w:p>
+              </w:tc>
+              <w:tc>
+                <w:tcPr>
+                  <w:tcW w:type="dxa" w:w="4440"/>
+                  <w:shd w:fill="D5E8F0" w:color="auto" w:val="clear"/>
+                  <w:tcMar>
+                    <w:top w:type="dxa" w:w="60"/>
+                    <w:left w:type="dxa" w:w="120"/>
+                    <w:bottom w:type="dxa" w:w="60"/>
+                    <w:right w:type="dxa" w:w="120"/>
+                  </w:tcMar>
+                  <w:vAlign w:val="top"/>
+                </w:tcPr>
+                <w:p>
+                  <w:pPr>
+                    <w:spacing w:after="40" w:before="0"/>
+                    <w:jc w:val="left"/>
+                  </w:pPr>
+                  <w:r>
+                    <w:rPr>
+                      <w:rFonts w:ascii="Arial" w:cs="Arial" w:eastAsia="Arial" w:hAnsi="Arial"/>
+                      <w:b/>
+                      <w:bCs/>
+                      <w:i w:val="false"/>
+                      <w:iCs w:val="false"/>
+                      <w:color w:val="000000"/>
+                      <w:sz w:val="18"/>
+                      <w:szCs w:val="18"/>
+                    </w:rPr>
+                    <w:t xml:space="preserve">Heat test</w:t>
+                  </w:r>
+                </w:p>
+              </w:tc>
+            </w:tr>
+            <w:tr>
+              <w:tc>
+                <w:tcPr>
+                  <w:tcW w:type="dxa" w:w="4440"/>
+                  <w:shd w:fill="FFFFFF" w:color="auto" w:val="clear"/>
+                  <w:tcMar>
+                    <w:top w:type="dxa" w:w="60"/>
+                    <w:left w:type="dxa" w:w="120"/>
+                    <w:bottom w:type="dxa" w:w="60"/>
+                    <w:right w:type="dxa" w:w="120"/>
+                  </w:tcMar>
+                  <w:vAlign w:val="top"/>
+                </w:tcPr>
+                <w:p>
+                  <w:pPr>
+                    <w:spacing w:after="40" w:before="0"/>
+                    <w:jc w:val="left"/>
+                  </w:pPr>
+                  <w:r>
+                    <w:rPr>
+                      <w:rFonts w:ascii="Arial" w:cs="Arial" w:eastAsia="Arial" w:hAnsi="Arial"/>
+                      <w:b w:val="false"/>
+                      <w:bCs w:val="false"/>
+                      <w:i w:val="false"/>
+                      <w:iCs w:val="false"/>
+                      <w:color w:val="000000"/>
+                      <w:sz w:val="18"/>
+                      <w:szCs w:val="18"/>
+                    </w:rPr>
+                    <w:t xml:space="preserve">A table salt</w:t>
+                  </w:r>
+                </w:p>
+              </w:tc>
+              <w:tc>
+                <w:tcPr>
+                  <w:tcW w:type="dxa" w:w="4440"/>
+                  <w:shd w:fill="FFFFFF" w:color="auto" w:val="clear"/>
+                  <w:tcMar>
+                    <w:top w:type="dxa" w:w="60"/>
+                    <w:left w:type="dxa" w:w="120"/>
+                    <w:bottom w:type="dxa" w:w="60"/>
+                    <w:right w:type="dxa" w:w="120"/>
+                  </w:tcMar>
+                  <w:vAlign w:val="top"/>
+                </w:tcPr>
+                <w:p>
+                  <w:pPr>
+                    <w:spacing w:after="40" w:before="0"/>
+                    <w:jc w:val="left"/>
+                  </w:pPr>
+                  <w:r>
+                    <w:rPr>
+                      <w:rFonts w:ascii="Arial" w:cs="Arial" w:eastAsia="Arial" w:hAnsi="Arial"/>
+                      <w:b w:val="false"/>
+                      <w:bCs w:val="false"/>
+                      <w:i w:val="false"/>
+                      <w:iCs w:val="false"/>
+                      <w:color w:val="000000"/>
+                      <w:sz w:val="18"/>
+                      <w:szCs w:val="18"/>
+                    </w:rPr>
+                    <w:t xml:space="preserve">dissolves, clear solution</w:t>
+                  </w:r>
+                </w:p>
+              </w:tc>
+              <w:tc>
+                <w:tcPr>
+                  <w:tcW w:type="dxa" w:w="4440"/>
+                  <w:shd w:fill="FFFFFF" w:color="auto" w:val="clear"/>
+                  <w:tcMar>
+                    <w:top w:type="dxa" w:w="60"/>
+                    <w:left w:type="dxa" w:w="120"/>
+                    <w:bottom w:type="dxa" w:w="60"/>
+                    <w:right w:type="dxa" w:w="120"/>
+                  </w:tcMar>
+                  <w:vAlign w:val="top"/>
+                </w:tcPr>
+                <w:p>
+                  <w:pPr>
+                    <w:spacing w:after="40" w:before="0"/>
+                    <w:jc w:val="left"/>
+                  </w:pPr>
+                  <w:r>
+                    <w:rPr>
+                      <w:rFonts w:ascii="Arial" w:cs="Arial" w:eastAsia="Arial" w:hAnsi="Arial"/>
+                      <w:b w:val="false"/>
+                      <w:bCs w:val="false"/>
+                      <w:i w:val="false"/>
+                      <w:iCs w:val="false"/>
+                      <w:color w:val="000000"/>
+                      <w:sz w:val="18"/>
+                      <w:szCs w:val="18"/>
+                    </w:rPr>
+                    <w:t xml:space="preserve">crackles, no melting</w:t>
+                  </w:r>
+                </w:p>
+              </w:tc>
+            </w:tr>
+            <w:tr>
+              <w:tc>
+                <w:tcPr>
+                  <w:tcW w:type="dxa" w:w="4440"/>
+                  <w:shd w:fill="FFFFFF" w:color="auto" w:val="clear"/>
+                  <w:tcMar>
+                    <w:top w:type="dxa" w:w="60"/>
+                    <w:left w:type="dxa" w:w="120"/>
+                    <w:bottom w:type="dxa" w:w="60"/>
+                    <w:right w:type="dxa" w:w="120"/>
+                  </w:tcMar>
+                  <w:vAlign w:val="top"/>
+                </w:tcPr>
+                <w:p>
+                  <w:pPr>
+                    <w:spacing w:after="40" w:before="0"/>
+                    <w:jc w:val="left"/>
+                  </w:pPr>
+                  <w:r>
+                    <w:rPr>
+                      <w:rFonts w:ascii="Arial" w:cs="Arial" w:eastAsia="Arial" w:hAnsi="Arial"/>
+                      <w:b w:val="false"/>
+                      <w:bCs w:val="false"/>
+                      <w:i w:val="false"/>
+                      <w:iCs w:val="false"/>
+                      <w:color w:val="000000"/>
+                      <w:sz w:val="18"/>
+                      <w:szCs w:val="18"/>
+                    </w:rPr>
+                    <w:t xml:space="preserve">C sand</w:t>
+                  </w:r>
+                </w:p>
+              </w:tc>
+              <w:tc>
+                <w:tcPr>
+                  <w:tcW w:type="dxa" w:w="4440"/>
+                  <w:shd w:fill="FFFFFF" w:color="auto" w:val="clear"/>
+                  <w:tcMar>
+                    <w:top w:type="dxa" w:w="60"/>
+                    <w:left w:type="dxa" w:w="120"/>
+                    <w:bottom w:type="dxa" w:w="60"/>
+                    <w:right w:type="dxa" w:w="120"/>
+                  </w:tcMar>
+                  <w:vAlign w:val="top"/>
+                </w:tcPr>
+                <w:p>
+                  <w:pPr>
+                    <w:spacing w:after="40" w:before="0"/>
+                    <w:jc w:val="left"/>
+                  </w:pPr>
+                  <w:r>
+                    <w:rPr>
+                      <w:rFonts w:ascii="Arial" w:cs="Arial" w:eastAsia="Arial" w:hAnsi="Arial"/>
+                      <w:b w:val="false"/>
+                      <w:bCs w:val="false"/>
+                      <w:i w:val="false"/>
+                      <w:iCs w:val="false"/>
+                      <w:color w:val="000000"/>
+                      <w:sz w:val="18"/>
+                      <w:szCs w:val="18"/>
+                    </w:rPr>
+                    <w:t xml:space="preserve">sinks, stays visible</w:t>
+                  </w:r>
+                </w:p>
+              </w:tc>
+              <w:tc>
+                <w:tcPr>
+                  <w:tcW w:type="dxa" w:w="4440"/>
+                  <w:shd w:fill="FFFFFF" w:color="auto" w:val="clear"/>
+                  <w:tcMar>
+                    <w:top w:type="dxa" w:w="60"/>
+                    <w:left w:type="dxa" w:w="120"/>
+                    <w:bottom w:type="dxa" w:w="60"/>
+                    <w:right w:type="dxa" w:w="120"/>
+                  </w:tcMar>
+                  <w:vAlign w:val="top"/>
+                </w:tcPr>
+                <w:p>
+                  <w:pPr>
+                    <w:spacing w:after="40" w:before="0"/>
+                    <w:jc w:val="left"/>
+                  </w:pPr>
+                  <w:r>
+                    <w:rPr>
+                      <w:rFonts w:ascii="Arial" w:cs="Arial" w:eastAsia="Arial" w:hAnsi="Arial"/>
+                      <w:b w:val="false"/>
+                      <w:bCs w:val="false"/>
+                      <w:i w:val="false"/>
+                      <w:iCs w:val="false"/>
+                      <w:color w:val="000000"/>
+                      <w:sz w:val="18"/>
+                      <w:szCs w:val="18"/>
+                    </w:rPr>
+                    <w:t xml:space="preserve">no change</w:t>
+                  </w:r>
+                </w:p>
+              </w:tc>
+            </w:tr>
+            <w:tr>
+              <w:tc>
+                <w:tcPr>
+                  <w:tcW w:type="dxa" w:w="4440"/>
+                  <w:shd w:fill="FFFFFF" w:color="auto" w:val="clear"/>
+                  <w:tcMar>
+                    <w:top w:type="dxa" w:w="60"/>
+                    <w:left w:type="dxa" w:w="120"/>
+                    <w:bottom w:type="dxa" w:w="60"/>
+                    <w:right w:type="dxa" w:w="120"/>
+                  </w:tcMar>
+                  <w:vAlign w:val="top"/>
+                </w:tcPr>
+                <w:p>
+                  <w:pPr>
+                    <w:spacing w:after="40" w:before="0"/>
+                    <w:jc w:val="left"/>
+                  </w:pPr>
+                  <w:r>
+                    <w:rPr>
+                      <w:rFonts w:ascii="Arial" w:cs="Arial" w:eastAsia="Arial" w:hAnsi="Arial"/>
+                      <w:b w:val="false"/>
+                      <w:bCs w:val="false"/>
+                      <w:i w:val="false"/>
+                      <w:iCs w:val="false"/>
+                      <w:color w:val="000000"/>
+                      <w:sz w:val="18"/>
+                      <w:szCs w:val="18"/>
+                    </w:rPr>
+                    <w:t xml:space="preserve">D sulphur</w:t>
+                  </w:r>
+                </w:p>
+              </w:tc>
+              <w:tc>
+                <w:tcPr>
+                  <w:tcW w:type="dxa" w:w="4440"/>
+                  <w:shd w:fill="FFFFFF" w:color="auto" w:val="clear"/>
+                  <w:tcMar>
+                    <w:top w:type="dxa" w:w="60"/>
+                    <w:left w:type="dxa" w:w="120"/>
+                    <w:bottom w:type="dxa" w:w="60"/>
+                    <w:right w:type="dxa" w:w="120"/>
+                  </w:tcMar>
+                  <w:vAlign w:val="top"/>
+                </w:tcPr>
+                <w:p>
+                  <w:pPr>
+                    <w:spacing w:after="40" w:before="0"/>
+                    <w:jc w:val="left"/>
+                  </w:pPr>
+                  <w:r>
+                    <w:rPr>
+                      <w:rFonts w:ascii="Arial" w:cs="Arial" w:eastAsia="Arial" w:hAnsi="Arial"/>
+                      <w:b w:val="false"/>
+                      <w:bCs w:val="false"/>
+                      <w:i w:val="false"/>
+                      <w:iCs w:val="false"/>
+                      <w:color w:val="000000"/>
+                      <w:sz w:val="18"/>
+                      <w:szCs w:val="18"/>
+                    </w:rPr>
+                    <w:t xml:space="preserve">floats, not wetted</w:t>
+                  </w:r>
+                </w:p>
+              </w:tc>
+              <w:tc>
+                <w:tcPr>
+                  <w:tcW w:type="dxa" w:w="4440"/>
+                  <w:shd w:fill="FFFFFF" w:color="auto" w:val="clear"/>
+                  <w:tcMar>
+                    <w:top w:type="dxa" w:w="60"/>
+                    <w:left w:type="dxa" w:w="120"/>
+                    <w:bottom w:type="dxa" w:w="60"/>
+                    <w:right w:type="dxa" w:w="120"/>
+                  </w:tcMar>
+                  <w:vAlign w:val="top"/>
+                </w:tcPr>
+                <w:p>
+                  <w:pPr>
+                    <w:spacing w:after="40" w:before="0"/>
+                    <w:jc w:val="left"/>
+                  </w:pPr>
+                  <w:r>
+                    <w:rPr>
+                      <w:rFonts w:ascii="Arial" w:cs="Arial" w:eastAsia="Arial" w:hAnsi="Arial"/>
+                      <w:b w:val="false"/>
+                      <w:bCs w:val="false"/>
+                      <w:i w:val="false"/>
+                      <w:iCs w:val="false"/>
+                      <w:color w:val="000000"/>
+                      <w:sz w:val="18"/>
+                      <w:szCs w:val="18"/>
+                    </w:rPr>
+                    <w:t xml:space="preserve">melts at about 115 C, then burns with blue flame</w:t>
+                  </w:r>
+                </w:p>
+              </w:tc>
+            </w:tr>
+            <w:tr>
+              <w:tc>
+                <w:tcPr>
+                  <w:tcW w:type="dxa" w:w="4440"/>
+                  <w:shd w:fill="FFFFFF" w:color="auto" w:val="clear"/>
+                  <w:tcMar>
+                    <w:top w:type="dxa" w:w="60"/>
+                    <w:left w:type="dxa" w:w="120"/>
+                    <w:bottom w:type="dxa" w:w="60"/>
+                    <w:right w:type="dxa" w:w="120"/>
+                  </w:tcMar>
+                  <w:vAlign w:val="top"/>
+                </w:tcPr>
+                <w:p>
+                  <w:pPr>
+                    <w:spacing w:after="40" w:before="0"/>
+                    <w:jc w:val="left"/>
+                  </w:pPr>
+                  <w:r>
+                    <w:rPr>
+                      <w:rFonts w:ascii="Arial" w:cs="Arial" w:eastAsia="Arial" w:hAnsi="Arial"/>
+                      <w:b w:val="false"/>
+                      <w:bCs w:val="false"/>
+                      <w:i w:val="false"/>
+                      <w:iCs w:val="false"/>
+                      <w:color w:val="000000"/>
+                      <w:sz w:val="18"/>
+                      <w:szCs w:val="18"/>
+                    </w:rPr>
+                    <w:t xml:space="preserve">E iron filings</w:t>
+                  </w:r>
+                </w:p>
+              </w:tc>
+              <w:tc>
+                <w:tcPr>
+                  <w:tcW w:type="dxa" w:w="4440"/>
+                  <w:shd w:fill="FFFFFF" w:color="auto" w:val="clear"/>
+                  <w:tcMar>
+                    <w:top w:type="dxa" w:w="60"/>
+                    <w:left w:type="dxa" w:w="120"/>
+                    <w:bottom w:type="dxa" w:w="60"/>
+                    <w:right w:type="dxa" w:w="120"/>
+                  </w:tcMar>
+                  <w:vAlign w:val="top"/>
+                </w:tcPr>
+                <w:p>
+                  <w:pPr>
+                    <w:spacing w:after="40" w:before="0"/>
+                    <w:jc w:val="left"/>
+                  </w:pPr>
+                  <w:r>
+                    <w:rPr>
+                      <w:rFonts w:ascii="Arial" w:cs="Arial" w:eastAsia="Arial" w:hAnsi="Arial"/>
+                      <w:b w:val="false"/>
+                      <w:bCs w:val="false"/>
+                      <w:i w:val="false"/>
+                      <w:iCs w:val="false"/>
+                      <w:color w:val="000000"/>
+                      <w:sz w:val="18"/>
+                      <w:szCs w:val="18"/>
+                    </w:rPr>
+                    <w:t xml:space="preserve">sink, pulled out by a magnet</w:t>
+                  </w:r>
+                </w:p>
+              </w:tc>
+              <w:tc>
+                <w:tcPr>
+                  <w:tcW w:type="dxa" w:w="4440"/>
+                  <w:shd w:fill="FFFFFF" w:color="auto" w:val="clear"/>
+                  <w:tcMar>
+                    <w:top w:type="dxa" w:w="60"/>
+                    <w:left w:type="dxa" w:w="120"/>
+                    <w:bottom w:type="dxa" w:w="60"/>
+                    <w:right w:type="dxa" w:w="120"/>
+                  </w:tcMar>
+                  <w:vAlign w:val="top"/>
+                </w:tcPr>
+                <w:p>
+                  <w:pPr>
+                    <w:spacing w:after="40" w:before="0"/>
+                    <w:jc w:val="left"/>
+                  </w:pPr>
+                  <w:r>
+                    <w:rPr>
+                      <w:rFonts w:ascii="Arial" w:cs="Arial" w:eastAsia="Arial" w:hAnsi="Arial"/>
+                      <w:b w:val="false"/>
+                      <w:bCs w:val="false"/>
+                      <w:i w:val="false"/>
+                      <w:iCs w:val="false"/>
+                      <w:color w:val="000000"/>
+                      <w:sz w:val="18"/>
+                      <w:szCs w:val="18"/>
+                    </w:rPr>
+                    <w:t xml:space="preserve">glow orange-red, turn dull blackish</w:t>
+                  </w:r>
+                </w:p>
+              </w:tc>
+            </w:tr>
+            <w:tr>
+              <w:tc>
+                <w:tcPr>
+                  <w:tcW w:type="dxa" w:w="4440"/>
+                  <w:shd w:fill="FFFFFF" w:color="auto" w:val="clear"/>
+                  <w:tcMar>
+                    <w:top w:type="dxa" w:w="60"/>
+                    <w:left w:type="dxa" w:w="120"/>
+                    <w:bottom w:type="dxa" w:w="60"/>
+                    <w:right w:type="dxa" w:w="120"/>
+                  </w:tcMar>
+                  <w:vAlign w:val="top"/>
+                </w:tcPr>
+                <w:p>
+                  <w:pPr>
+                    <w:spacing w:after="40" w:before="0"/>
+                    <w:jc w:val="left"/>
+                  </w:pPr>
+                  <w:r>
+                    <w:rPr>
+                      <w:rFonts w:ascii="Arial" w:cs="Arial" w:eastAsia="Arial" w:hAnsi="Arial"/>
+                      <w:b w:val="false"/>
+                      <w:bCs w:val="false"/>
+                      <w:i w:val="false"/>
+                      <w:iCs w:val="false"/>
+                      <w:color w:val="000000"/>
+                      <w:sz w:val="18"/>
+                      <w:szCs w:val="18"/>
+                    </w:rPr>
+                    <w:t xml:space="preserve">H sugar</w:t>
+                  </w:r>
+                </w:p>
+              </w:tc>
+              <w:tc>
+                <w:tcPr>
+                  <w:tcW w:type="dxa" w:w="4440"/>
+                  <w:shd w:fill="FFFFFF" w:color="auto" w:val="clear"/>
+                  <w:tcMar>
+                    <w:top w:type="dxa" w:w="60"/>
+                    <w:left w:type="dxa" w:w="120"/>
+                    <w:bottom w:type="dxa" w:w="60"/>
+                    <w:right w:type="dxa" w:w="120"/>
+                  </w:tcMar>
+                  <w:vAlign w:val="top"/>
+                </w:tcPr>
+                <w:p>
+                  <w:pPr>
+                    <w:spacing w:after="40" w:before="0"/>
+                    <w:jc w:val="left"/>
+                  </w:pPr>
+                  <w:r>
+                    <w:rPr>
+                      <w:rFonts w:ascii="Arial" w:cs="Arial" w:eastAsia="Arial" w:hAnsi="Arial"/>
+                      <w:b w:val="false"/>
+                      <w:bCs w:val="false"/>
+                      <w:i w:val="false"/>
+                      <w:iCs w:val="false"/>
+                      <w:color w:val="000000"/>
+                      <w:sz w:val="18"/>
+                      <w:szCs w:val="18"/>
+                    </w:rPr>
+                    <w:t xml:space="preserve">dissolves, clear solution</w:t>
+                  </w:r>
+                </w:p>
+              </w:tc>
+              <w:tc>
+                <w:tcPr>
+                  <w:tcW w:type="dxa" w:w="4440"/>
+                  <w:shd w:fill="FFFFFF" w:color="auto" w:val="clear"/>
+                  <w:tcMar>
+                    <w:top w:type="dxa" w:w="60"/>
+                    <w:left w:type="dxa" w:w="120"/>
+                    <w:bottom w:type="dxa" w:w="60"/>
+                    <w:right w:type="dxa" w:w="120"/>
+                  </w:tcMar>
+                  <w:vAlign w:val="top"/>
+                </w:tcPr>
+                <w:p>
+                  <w:pPr>
+                    <w:spacing w:after="40" w:before="0"/>
+                    <w:jc w:val="left"/>
+                  </w:pPr>
+                  <w:r>
+                    <w:rPr>
+                      <w:rFonts w:ascii="Arial" w:cs="Arial" w:eastAsia="Arial" w:hAnsi="Arial"/>
+                      <w:b w:val="false"/>
+                      <w:bCs w:val="false"/>
+                      <w:i w:val="false"/>
+                      <w:iCs w:val="false"/>
+                      <w:color w:val="000000"/>
+                      <w:sz w:val="18"/>
+                      <w:szCs w:val="18"/>
+                    </w:rPr>
+                    <w:t xml:space="preserve">melts at about 186 C, browns, then chars</w:t>
+                  </w:r>
+                </w:p>
+              </w:tc>
+            </w:tr>
+          </w:tbl>
+          <w:p>
+            <w:pPr>
+              <w:spacing w:after="60" w:before="0"/>
+              <w:jc w:val="left"/>
+            </w:pPr>
+            <w:r>
+              <w:rPr>
+                <w:rFonts w:ascii="Arial" w:cs="Arial" w:eastAsia="Arial" w:hAnsi="Arial"/>
+                <w:b w:val="false"/>
+                <w:bCs w:val="false"/>
+                <w:i w:val="false"/>
+                <w:iCs w:val="false"/>
+                <w:color w:val="000000"/>
+                <w:sz w:val="18"/>
+                <w:szCs w:val="18"/>
+              </w:rPr>
+              <w:t xml:space="preserve"/>
+            </w:r>
+          </w:p>
+          <w:p>
+            <w:pPr>
+              <w:spacing w:after="40" w:before="0"/>
+              <w:jc w:val="left"/>
+            </w:pPr>
+            <w:r>
+              <w:rPr>
+                <w:rFonts w:ascii="Arial" w:cs="Arial" w:eastAsia="Arial" w:hAnsi="Arial"/>
+                <w:b/>
+                <w:bCs/>
+                <w:i w:val="false"/>
+                <w:iCs w:val="false"/>
+                <w:color w:val="000000"/>
+                <w:sz w:val="18"/>
+                <w:szCs w:val="18"/>
+              </w:rPr>
+              <w:t xml:space="preserve"/>
+            </w:r>
+          </w:p>
+          <w:p>
+            <w:pPr>
+              <w:spacing w:after="40" w:before="0"/>
+              <w:jc w:val="left"/>
+            </w:pPr>
+            <w:r>
+              <w:rPr>
+                <w:rFonts w:ascii="Arial" w:cs="Arial" w:eastAsia="Arial" w:hAnsi="Arial"/>
+                <w:b/>
+                <w:bCs/>
+                <w:i w:val="false"/>
+                <w:iCs w:val="false"/>
+                <w:color w:val="000000"/>
+                <w:sz w:val="18"/>
+                <w:szCs w:val="18"/>
+              </w:rPr>
+              <w:t xml:space="preserve">(a) Wanjiru noticed that several of these substances look like powders. Why do substances that look alike behave so differently? Use evidence from at least three substances in the table. (b) Name two physical properties and one chemical property that you used to tell the substances apart.</w:t>
+            </w:r>
+          </w:p>
+          <w:p>
+            <w:pPr>
+              <w:spacing w:after="60" w:before="0"/>
+              <w:jc w:val="left"/>
+            </w:pPr>
+            <w:r>
+              <w:rPr>
+                <w:rFonts w:ascii="Arial" w:cs="Arial" w:eastAsia="Arial" w:hAnsi="Arial"/>
+                <w:b w:val="false"/>
+                <w:bCs w:val="false"/>
+                <w:i w:val="false"/>
+                <w:iCs w:val="false"/>
+                <w:color w:val="000000"/>
+                <w:sz w:val="18"/>
+                <w:szCs w:val="18"/>
+              </w:rPr>
+              <w:t xml:space="preserve"/>
             </w:r>
           </w:p>
         </w:tc>
@@ -611,7 +1313,7 @@
                 <w:sz w:val="22"/>
                 <w:szCs w:val="22"/>
               </w:rPr>
-              <w:t xml:space="preserve">Part 2: Branches of Chemistry and the Maillard reaction</w:t>
+              <w:t xml:space="preserve">Section 2: Separating mixture M</w:t>
             </w:r>
           </w:p>
         </w:tc>
@@ -645,7 +1347,45 @@
                 <w:sz w:val="18"/>
                 <w:szCs w:val="18"/>
               </w:rPr>
-              <w:t xml:space="preserve">In Lesson 2 you studied seven Branch Cards. (a) Name the branch of Chemistry that best explains the browning of the chapati and say why. (b) Describe in simple terms what the Maillard reaction is and what it produced in the chapati. (c) Choose TWO other branches and give a Kenyan example for each of how that branch is used.</w:t>
+              <w:t xml:space="preserve">Mixture M was 3 g iron filings + 3 g sand + 3 g salt, a total of 9 g, in water. Group 1 separated it in three steps and recorded the masses recovered: iron 2.9 g, sand 2.8 g (after drying), salt 2.7 g.</w:t>
+            </w:r>
+          </w:p>
+          <w:p>
+            <w:pPr>
+              <w:spacing w:after="40" w:before="0"/>
+              <w:jc w:val="left"/>
+            </w:pPr>
+            <w:r>
+              <w:rPr>
+                <w:rFonts w:ascii="Arial" w:cs="Arial" w:eastAsia="Arial" w:hAnsi="Arial"/>
+                <w:b/>
+                <w:bCs/>
+                <w:i w:val="false"/>
+                <w:iCs w:val="false"/>
+                <w:color w:val="000000"/>
+                <w:sz w:val="18"/>
+                <w:szCs w:val="18"/>
+              </w:rPr>
+              <w:t xml:space="preserve"/>
+            </w:r>
+          </w:p>
+          <w:p>
+            <w:pPr>
+              <w:spacing w:after="40" w:before="0"/>
+              <w:jc w:val="left"/>
+            </w:pPr>
+            <w:r>
+              <w:rPr>
+                <w:rFonts w:ascii="Arial" w:cs="Arial" w:eastAsia="Arial" w:hAnsi="Arial"/>
+                <w:b/>
+                <w:bCs/>
+                <w:i w:val="false"/>
+                <w:iCs w:val="false"/>
+                <w:color w:val="000000"/>
+                <w:sz w:val="18"/>
+                <w:szCs w:val="18"/>
+              </w:rPr>
+              <w:t xml:space="preserve">(a) Name the method that removed each of the three substances and explain why that method worked for that substance. (b) Why could the salt not be removed by filtration or a magnet? (c) Calculate the total mass recovered and the mass lost. Give one reason for the loss.</w:t>
             </w:r>
           </w:p>
         </w:tc>
@@ -741,7 +1481,7 @@
                 <w:sz w:val="22"/>
                 <w:szCs w:val="22"/>
               </w:rPr>
-              <w:t xml:space="preserve">Part 3: Chemistry in agriculture, food, medicine and industry</w:t>
+              <w:t xml:space="preserve">Section 3: Classifying and the meaning of Chemistry</w:t>
             </w:r>
           </w:p>
         </w:tc>
@@ -775,7 +1515,7 @@
                 <w:sz w:val="18"/>
                 <w:szCs w:val="18"/>
               </w:rPr>
-              <w:t xml:space="preserve">Chemistry is at work long before and long after the chapati is cooked. (a) Using the ingredients of the chapati (wheat flour, water, oil, salt), explain TWO ways Chemistry is involved in Kenya's food chain, using examples from Lessons 3 and 4. (b) Choose one example from Lessons 4 or 5 (medicine, manufacturing, sport, energy, entertainment or the environment) and explain how it is similar to the chemical change in the chapati.</w:t>
+              <w:t xml:space="preserve">(a) Write the meaning of Chemistry and of matter. (b) Classify D sulphur, A table salt and mixture M as an element, a compound or a mixture, and give a reason for each. (c) Name the five branches of chemistry and say which branch you would link to the separation of mixture M.</w:t>
             </w:r>
           </w:p>
         </w:tc>
@@ -871,7 +1611,7 @@
                 <w:sz w:val="22"/>
                 <w:szCs w:val="22"/>
               </w:rPr>
-              <w:t xml:space="preserve">Part 4: Drugs, substance use and tobacco – a claim, evidence and reasoning</w:t>
+              <w:t xml:space="preserve">Section 4: Medicines and using them safely</w:t>
             </w:r>
           </w:p>
         </w:tc>
@@ -905,7 +1645,7 @@
                 <w:sz w:val="18"/>
                 <w:szCs w:val="18"/>
               </w:rPr>
-              <w:t xml:space="preserve">A friend says: "Shisha and tobacco are natural plants, so they are safe." Write a Claim–Evidence–Reasoning (CER) response. (a) State your claim. (b) Give evidence about tar, nicotine and carbon monoxide from Lesson 8. (c) Use your Chemistry knowledge to explain your reasoning, and link it to the chapati phenomenon. (d) Using Lesson 7, explain what a drug, a prescription and a dosage are, and why dosage matters.</w:t>
+              <w:t xml:space="preserve">Wanjiru asked why the antacid and paracetamol work differently. (a) Using what you saw in the vinegar test, explain how F antacid tablet relieves heartburn and how G paracetamol tablet is different. (b) The adult paracetamol label says 1 to 2 tablets of 500 mg every 4 to 6 hours. Calculate the maximum number of milligrams and grams allowed in 24 hours if the maximum is 8 tablets, and say what can happen if more is taken. (c) Otieno's customer wanted to give an adult dose to a small child. What advice would you give, and which items on a label help a buyer to be safe?</w:t>
             </w:r>
           </w:p>
         </w:tc>
@@ -1001,7 +1741,7 @@
                 <w:sz w:val="22"/>
                 <w:szCs w:val="22"/>
               </w:rPr>
-              <w:t xml:space="preserve">Part 5: Answering the Driving Question</w:t>
+              <w:t xml:space="preserve">Section 5: Final Explanation</w:t>
             </w:r>
           </w:p>
         </w:tc>
@@ -1035,7 +1775,7 @@
                 <w:sz w:val="18"/>
                 <w:szCs w:val="18"/>
               </w:rPr>
-              <w:t xml:space="preserve">Now answer the full Driving Question: "How does Chemistry explain what happens to the matter around us every day — and why does understanding Chemistry help us make safer, smarter choices in our lives?" Use at least THREE lessons as evidence. Include (a) how Chemistry explains the chapati, (b) how Chemistry connects to at least two areas of life (such as food, health, industry, careers or consumer protection), and (c) one example of a safer, smarter choice that a Kenyan could make because of Chemistry. Finally, say how your thinking has changed since your first prediction in Lesson 1.</w:t>
+              <w:t xml:space="preserve">Write a connected explanation of 8-10 sentences that answers the Driving Question: How do the different properties of substances around us help chemists make medicines, foods and other products, and how do we use them safely? Use evidence from the Kisumu tray, including at least one number from your results. Include (i) why substances that look alike behave differently, (ii) how chemists use properties to separate or make materials, with at least one Kenyan industry or example, (iii) why the antacid and paracetamol work differently and why both are harmful in excess, and (iv) one responsibility you will take for a safe and healthy environment at school and at home.</w:t>
             </w:r>
           </w:p>
         </w:tc>
@@ -1299,7 +2039,7 @@
                 <w:sz w:val="18"/>
                 <w:szCs w:val="18"/>
               </w:rPr>
-              <w:t xml:space="preserve">Use of the anchoring phenomenon</w:t>
+              <w:t xml:space="preserve">Use of evidence from the Kisumu tray</w:t>
             </w:r>
           </w:p>
         </w:tc>
@@ -1331,7 +2071,7 @@
                 <w:sz w:val="18"/>
                 <w:szCs w:val="18"/>
               </w:rPr>
-              <w:t xml:space="preserve">Clearly explains the chapati change as an irreversible chemical change with new substances formed (including the Maillard reaction) and links it accurately to other examples throughout.</w:t>
+              <w:t xml:space="preserve">Uses accurate results for several substances A-H, including exact numbers and units (such as 2.9 g, 2.8 g, 2.7 g, 8.4 g, 0.6 g, 4 g), and links each piece of evidence to a claim.</w:t>
             </w:r>
           </w:p>
         </w:tc>
@@ -1363,7 +2103,7 @@
                 <w:sz w:val="18"/>
                 <w:szCs w:val="18"/>
               </w:rPr>
-              <w:t xml:space="preserve">Identifies the chapati change as irreversible and chemical, with some explanation of why, and makes at least one link to another example.</w:t>
+              <w:t xml:space="preserve">Uses correct evidence from some substances and at least one correct number, but links to the claim are sometimes missing.</w:t>
             </w:r>
           </w:p>
         </w:tc>
@@ -1395,7 +2135,7 @@
                 <w:sz w:val="18"/>
                 <w:szCs w:val="18"/>
               </w:rPr>
-              <w:t xml:space="preserve">Describes the chapati changing but does not explain why it is irreversible or does not link it to Chemistry.</w:t>
+              <w:t xml:space="preserve">Gives few or inaccurate results, or makes claims without evidence from the tray.</w:t>
             </w:r>
           </w:p>
         </w:tc>
@@ -1429,7 +2169,7 @@
                 <w:sz w:val="18"/>
                 <w:szCs w:val="18"/>
               </w:rPr>
-              <w:t xml:space="preserve">Accurate Chemistry ideas and vocabulary</w:t>
+              <w:t xml:space="preserve">Explaining properties and separation</w:t>
             </w:r>
           </w:p>
         </w:tc>
@@ -1461,7 +2201,7 @@
                 <w:sz w:val="18"/>
                 <w:szCs w:val="18"/>
               </w:rPr>
-              <w:t xml:space="preserve">Uses terms such as matter, chemical change, branches of Chemistry, drug, prescription and dosage correctly and precisely.</w:t>
+              <w:t xml:space="preserve">Clearly explains that properties come from what a substance is made of, and correctly matches magnetic separation, filtration and evaporation to the properties of iron, sand and salt, including why dissolved salt needs evaporation.</w:t>
             </w:r>
           </w:p>
         </w:tc>
@@ -1493,7 +2233,7 @@
                 <w:sz w:val="18"/>
                 <w:szCs w:val="18"/>
               </w:rPr>
-              <w:t xml:space="preserve">Uses most terms correctly with minor gaps or imprecision.</w:t>
+              <w:t xml:space="preserve">Names the methods and most properties correctly, with a partly complete reason for why each method works.</w:t>
             </w:r>
           </w:p>
         </w:tc>
@@ -1525,7 +2265,7 @@
                 <w:sz w:val="18"/>
                 <w:szCs w:val="18"/>
               </w:rPr>
-              <w:t xml:space="preserve">Uses few key terms, or uses them incorrectly.</w:t>
+              <w:t xml:space="preserve">Confuses methods or properties, or only states that substances are different without a reason.</w:t>
             </w:r>
           </w:p>
         </w:tc>
@@ -1559,7 +2299,7 @@
                 <w:sz w:val="18"/>
                 <w:szCs w:val="18"/>
               </w:rPr>
-              <w:t xml:space="preserve">Evidence from the lessons and Kenyan contexts</w:t>
+              <w:t xml:space="preserve">Chemistry concepts and classification</w:t>
             </w:r>
           </w:p>
         </w:tc>
@@ -1591,7 +2331,7 @@
                 <w:sz w:val="18"/>
                 <w:szCs w:val="18"/>
               </w:rPr>
-              <w:t xml:space="preserve">Supports ideas with specific evidence from at least three lessons (e.g. Rift Valley fertilisers, KEBS, tobacco chemicals, Panadol and Metformin labels).</w:t>
+              <w:t xml:space="preserve">Correctly defines chemistry and matter, classifies elements, compounds and mixtures with reasons, and names the five branches with a correct link.</w:t>
             </w:r>
           </w:p>
         </w:tc>
@@ -1623,7 +2363,7 @@
                 <w:sz w:val="18"/>
                 <w:szCs w:val="18"/>
               </w:rPr>
-              <w:t xml:space="preserve">Gives some specific evidence from two or more lessons.</w:t>
+              <w:t xml:space="preserve">Gives mostly correct definitions and classifications, with a reason missing in places.</w:t>
             </w:r>
           </w:p>
         </w:tc>
@@ -1655,7 +2395,7 @@
                 <w:sz w:val="18"/>
                 <w:szCs w:val="18"/>
               </w:rPr>
-              <w:t xml:space="preserve">Gives general statements with little or no specific evidence.</w:t>
+              <w:t xml:space="preserve">Definitions or classifications are incomplete or mostly incorrect.</w:t>
             </w:r>
           </w:p>
         </w:tc>
@@ -1689,7 +2429,7 @@
                 <w:sz w:val="18"/>
                 <w:szCs w:val="18"/>
               </w:rPr>
-              <w:t xml:space="preserve">Reasoning and CER structure</w:t>
+              <w:t xml:space="preserve">Medicines and safe use</w:t>
             </w:r>
           </w:p>
         </w:tc>
@@ -1721,7 +2461,7 @@
                 <w:sz w:val="18"/>
                 <w:szCs w:val="18"/>
               </w:rPr>
-              <w:t xml:space="preserve">Presents a clear claim supported by evidence and logical reasoning that explains why the evidence supports the claim.</w:t>
+              <w:t xml:space="preserve">Explains that the antacid neutralises acid and paracetamol acts differently, calculates 8 x 500 mg = 4000 mg = 4 g correctly, explains the harm of excess, and links label items, correct dosage and avoiding substance abuse to safety.</w:t>
             </w:r>
           </w:p>
         </w:tc>
@@ -1753,7 +2493,7 @@
                 <w:sz w:val="18"/>
                 <w:szCs w:val="18"/>
               </w:rPr>
-              <w:t xml:space="preserve">Gives a claim and evidence, with partial reasoning.</w:t>
+              <w:t xml:space="preserve">Explains the medicines and calculation correctly but gives limited detail on label items or harm.</w:t>
             </w:r>
           </w:p>
         </w:tc>
@@ -1785,7 +2525,7 @@
                 <w:sz w:val="18"/>
                 <w:szCs w:val="18"/>
               </w:rPr>
-              <w:t xml:space="preserve">Gives a claim with little evidence or reasoning.</w:t>
+              <w:t xml:space="preserve">Mixes up the two medicines, makes a calculation error, or gives little on safety.</w:t>
             </w:r>
           </w:p>
         </w:tc>
@@ -1819,7 +2559,7 @@
                 <w:sz w:val="18"/>
                 <w:szCs w:val="18"/>
               </w:rPr>
-              <w:t xml:space="preserve">Safer, smarter choices and reflection</w:t>
+              <w:t xml:space="preserve">Final explanation: clarity, Kenyan context and responsibility</w:t>
             </w:r>
           </w:p>
         </w:tc>
@@ -1851,7 +2591,7 @@
                 <w:sz w:val="18"/>
                 <w:szCs w:val="18"/>
               </w:rPr>
-              <w:t xml:space="preserve">Gives a realistic example of a safe choice grounded in Chemistry and thoughtfully compares current understanding with the Lesson 1 prediction.</w:t>
+              <w:t xml:space="preserve">Gives a connected 8-10 sentence answer to the driving question, uses a Kenyan industry or example, and states a specific, realistic responsibility for school and home.</w:t>
             </w:r>
           </w:p>
         </w:tc>
@@ -1883,7 +2623,7 @@
                 <w:sz w:val="18"/>
                 <w:szCs w:val="18"/>
               </w:rPr>
-              <w:t xml:space="preserve">Gives a safe choice example and a basic reflection on learning.</w:t>
+              <w:t xml:space="preserve">Answer is mostly connected and answers the driving question, with a general Kenyan example or responsibility.</w:t>
             </w:r>
           </w:p>
         </w:tc>
@@ -1915,7 +2655,7 @@
                 <w:sz w:val="18"/>
                 <w:szCs w:val="18"/>
               </w:rPr>
-              <w:t xml:space="preserve">Gives no clear example of a safe choice or no reflection.</w:t>
+              <w:t xml:space="preserve">Answer is a list of unconnected facts, is too short, or does not address the driving question.</w:t>
             </w:r>
           </w:p>
         </w:tc>
@@ -2039,7 +2779,7 @@
         </w:rPr>
         <w:t xml:space="preserve">© 2026 SeaVuria and ARES. This work is licensed under a </w:t>
       </w:r>
-      <w:hyperlink w:history="1" r:id="rIdihxbi0hm-ypzz-8cpaxnk">
+      <w:hyperlink w:history="1" r:id="rIdehqbw3zjdukfrswufot6j">
         <w:r>
           <w:rPr>
             <w:rFonts w:ascii="Arial" w:cs="Arial" w:eastAsia="Arial" w:hAnsi="Arial"/>
@@ -2059,7 +2799,7 @@
         </w:rPr>
         <w:t xml:space="preserve"> (</w:t>
       </w:r>
-      <w:hyperlink w:history="1" r:id="rIdth-vjkkwf9uojjuri_zj8">
+      <w:hyperlink w:history="1" r:id="rIdcotfy67ekwixxjz8wdhi4">
         <w:r>
           <w:rPr>
             <w:rFonts w:ascii="Arial" w:cs="Arial" w:eastAsia="Arial" w:hAnsi="Arial"/>
@@ -2079,7 +2819,7 @@
         </w:rPr>
         <w:t xml:space="preserve">). To view a copy of this license, visit </w:t>
       </w:r>
-      <w:hyperlink w:history="1" r:id="rIdtihgjohvz4i8dtkqqcahc">
+      <w:hyperlink w:history="1" r:id="rIdgzmyvngw0dvux04hrjvvg">
         <w:r>
           <w:rPr>
             <w:rFonts w:ascii="Arial" w:cs="Arial" w:eastAsia="Arial" w:hAnsi="Arial"/>

--- a/data/outputs/v2/Chemistry/SS1.1_Introduction_to_Chemistry/Chemistry_Introduction_to_Chemistry_FinalExplanation.docx
+++ b/data/outputs/v2/Chemistry/SS1.1_Introduction_to_Chemistry/Chemistry_Introduction_to_Chemistry_FinalExplanation.docx
@@ -4,6 +4,7 @@
   <w:body>
     <w:p>
       <w:pPr>
+        <w:keepNext w:val="false"/>
         <w:spacing w:after="30" w:before="0"/>
         <w:jc w:val="center"/>
       </w:pPr>
@@ -23,6 +24,7 @@
     </w:p>
     <w:p>
       <w:pPr>
+        <w:keepNext w:val="false"/>
         <w:spacing w:after="60" w:before="0"/>
         <w:jc w:val="center"/>
       </w:pPr>
@@ -81,6 +83,7 @@
           </w:tcPr>
           <w:p>
             <w:pPr>
+              <w:keepNext w:val="false"/>
               <w:spacing w:after="40" w:before="0"/>
               <w:jc w:val="center"/>
             </w:pPr>
@@ -116,6 +119,7 @@
           </w:tcPr>
           <w:p>
             <w:pPr>
+              <w:keepNext w:val="false"/>
               <w:spacing w:after="40" w:before="0"/>
               <w:jc w:val="center"/>
             </w:pPr>
@@ -150,6 +154,7 @@
           </w:tcPr>
           <w:p>
             <w:pPr>
+              <w:keepNext w:val="false"/>
               <w:spacing w:after="40" w:before="0"/>
               <w:jc w:val="left"/>
             </w:pPr>
@@ -182,6 +187,7 @@
           </w:tcPr>
           <w:p>
             <w:pPr>
+              <w:keepNext w:val="false"/>
               <w:spacing w:after="40" w:before="0"/>
               <w:jc w:val="left"/>
             </w:pPr>
@@ -216,6 +222,7 @@
           </w:tcPr>
           <w:p>
             <w:pPr>
+              <w:keepNext w:val="false"/>
               <w:spacing w:after="40" w:before="0"/>
               <w:jc w:val="left"/>
             </w:pPr>
@@ -248,6 +255,7 @@
           </w:tcPr>
           <w:p>
             <w:pPr>
+              <w:keepNext w:val="false"/>
               <w:spacing w:after="40" w:before="0"/>
               <w:jc w:val="left"/>
             </w:pPr>
@@ -282,6 +290,7 @@
           </w:tcPr>
           <w:p>
             <w:pPr>
+              <w:keepNext w:val="false"/>
               <w:spacing w:after="40" w:before="0"/>
               <w:jc w:val="left"/>
             </w:pPr>
@@ -314,6 +323,7 @@
           </w:tcPr>
           <w:p>
             <w:pPr>
+              <w:keepNext w:val="false"/>
               <w:spacing w:after="40" w:before="0"/>
               <w:jc w:val="left"/>
             </w:pPr>
@@ -374,6 +384,7 @@
           </w:tcPr>
           <w:p>
             <w:pPr>
+              <w:keepNext w:val="false"/>
               <w:spacing w:after="40" w:before="0"/>
               <w:jc w:val="center"/>
             </w:pPr>
@@ -408,6 +419,7 @@
           </w:tcPr>
           <w:p>
             <w:pPr>
+              <w:keepNext w:val="false"/>
               <w:spacing w:after="40" w:before="0"/>
               <w:jc w:val="left"/>
             </w:pPr>
@@ -467,6 +479,7 @@
           </w:tcPr>
           <w:p>
             <w:pPr>
+              <w:keepNext/>
               <w:spacing w:after="40" w:before="0"/>
               <w:jc w:val="center"/>
             </w:pPr>
@@ -501,6 +514,7 @@
           </w:tcPr>
           <w:p>
             <w:pPr>
+              <w:keepNext/>
               <w:spacing w:after="40" w:before="0"/>
               <w:jc w:val="left"/>
             </w:pPr>
@@ -520,6 +534,7 @@
           </w:p>
           <w:p>
             <w:pPr>
+              <w:keepNext/>
               <w:spacing w:after="40" w:before="0"/>
               <w:jc w:val="left"/>
             </w:pPr>
@@ -570,6 +585,7 @@
                 </w:tcPr>
                 <w:p>
                   <w:pPr>
+                    <w:keepNext w:val="false"/>
                     <w:spacing w:after="40" w:before="0"/>
                     <w:jc w:val="left"/>
                   </w:pPr>
@@ -602,6 +618,7 @@
                 </w:tcPr>
                 <w:p>
                   <w:pPr>
+                    <w:keepNext w:val="false"/>
                     <w:spacing w:after="40" w:before="0"/>
                     <w:jc w:val="left"/>
                   </w:pPr>
@@ -634,6 +651,7 @@
                 </w:tcPr>
                 <w:p>
                   <w:pPr>
+                    <w:keepNext w:val="false"/>
                     <w:spacing w:after="40" w:before="0"/>
                     <w:jc w:val="left"/>
                   </w:pPr>
@@ -668,6 +686,7 @@
                 </w:tcPr>
                 <w:p>
                   <w:pPr>
+                    <w:keepNext w:val="false"/>
                     <w:spacing w:after="40" w:before="0"/>
                     <w:jc w:val="left"/>
                   </w:pPr>
@@ -700,6 +719,7 @@
                 </w:tcPr>
                 <w:p>
                   <w:pPr>
+                    <w:keepNext w:val="false"/>
                     <w:spacing w:after="40" w:before="0"/>
                     <w:jc w:val="left"/>
                   </w:pPr>
@@ -732,6 +752,7 @@
                 </w:tcPr>
                 <w:p>
                   <w:pPr>
+                    <w:keepNext w:val="false"/>
                     <w:spacing w:after="40" w:before="0"/>
                     <w:jc w:val="left"/>
                   </w:pPr>
@@ -766,6 +787,7 @@
                 </w:tcPr>
                 <w:p>
                   <w:pPr>
+                    <w:keepNext w:val="false"/>
                     <w:spacing w:after="40" w:before="0"/>
                     <w:jc w:val="left"/>
                   </w:pPr>
@@ -798,6 +820,7 @@
                 </w:tcPr>
                 <w:p>
                   <w:pPr>
+                    <w:keepNext w:val="false"/>
                     <w:spacing w:after="40" w:before="0"/>
                     <w:jc w:val="left"/>
                   </w:pPr>
@@ -830,6 +853,7 @@
                 </w:tcPr>
                 <w:p>
                   <w:pPr>
+                    <w:keepNext w:val="false"/>
                     <w:spacing w:after="40" w:before="0"/>
                     <w:jc w:val="left"/>
                   </w:pPr>
@@ -864,6 +888,7 @@
                 </w:tcPr>
                 <w:p>
                   <w:pPr>
+                    <w:keepNext w:val="false"/>
                     <w:spacing w:after="40" w:before="0"/>
                     <w:jc w:val="left"/>
                   </w:pPr>
@@ -896,6 +921,7 @@
                 </w:tcPr>
                 <w:p>
                   <w:pPr>
+                    <w:keepNext w:val="false"/>
                     <w:spacing w:after="40" w:before="0"/>
                     <w:jc w:val="left"/>
                   </w:pPr>
@@ -928,6 +954,7 @@
                 </w:tcPr>
                 <w:p>
                   <w:pPr>
+                    <w:keepNext w:val="false"/>
                     <w:spacing w:after="40" w:before="0"/>
                     <w:jc w:val="left"/>
                   </w:pPr>
@@ -962,6 +989,7 @@
                 </w:tcPr>
                 <w:p>
                   <w:pPr>
+                    <w:keepNext w:val="false"/>
                     <w:spacing w:after="40" w:before="0"/>
                     <w:jc w:val="left"/>
                   </w:pPr>
@@ -994,6 +1022,7 @@
                 </w:tcPr>
                 <w:p>
                   <w:pPr>
+                    <w:keepNext w:val="false"/>
                     <w:spacing w:after="40" w:before="0"/>
                     <w:jc w:val="left"/>
                   </w:pPr>
@@ -1026,6 +1055,7 @@
                 </w:tcPr>
                 <w:p>
                   <w:pPr>
+                    <w:keepNext w:val="false"/>
                     <w:spacing w:after="40" w:before="0"/>
                     <w:jc w:val="left"/>
                   </w:pPr>
@@ -1060,6 +1090,7 @@
                 </w:tcPr>
                 <w:p>
                   <w:pPr>
+                    <w:keepNext w:val="false"/>
                     <w:spacing w:after="40" w:before="0"/>
                     <w:jc w:val="left"/>
                   </w:pPr>
@@ -1092,6 +1123,7 @@
                 </w:tcPr>
                 <w:p>
                   <w:pPr>
+                    <w:keepNext w:val="false"/>
                     <w:spacing w:after="40" w:before="0"/>
                     <w:jc w:val="left"/>
                   </w:pPr>
@@ -1124,6 +1156,7 @@
                 </w:tcPr>
                 <w:p>
                   <w:pPr>
+                    <w:keepNext w:val="false"/>
                     <w:spacing w:after="40" w:before="0"/>
                     <w:jc w:val="left"/>
                   </w:pPr>
@@ -1146,6 +1179,7 @@
           </w:tbl>
           <w:p>
             <w:pPr>
+              <w:keepNext w:val="false"/>
               <w:spacing w:after="60" w:before="0"/>
               <w:jc w:val="left"/>
             </w:pPr>
@@ -1165,6 +1199,7 @@
           </w:p>
           <w:p>
             <w:pPr>
+              <w:keepNext/>
               <w:spacing w:after="40" w:before="0"/>
               <w:jc w:val="left"/>
             </w:pPr>
@@ -1184,6 +1219,7 @@
           </w:p>
           <w:p>
             <w:pPr>
+              <w:keepNext/>
               <w:spacing w:after="40" w:before="0"/>
               <w:jc w:val="left"/>
             </w:pPr>
@@ -1203,6 +1239,7 @@
           </w:p>
           <w:p>
             <w:pPr>
+              <w:keepNext w:val="false"/>
               <w:spacing w:after="60" w:before="0"/>
               <w:jc w:val="left"/>
             </w:pPr>
@@ -1240,6 +1277,7 @@
           </w:tcPr>
           <w:p>
             <w:pPr>
+              <w:keepNext w:val="false"/>
               <w:spacing w:after="40" w:before="0"/>
               <w:jc w:val="left"/>
             </w:pPr>
@@ -1299,6 +1337,7 @@
           </w:tcPr>
           <w:p>
             <w:pPr>
+              <w:keepNext/>
               <w:spacing w:after="40" w:before="0"/>
               <w:jc w:val="center"/>
             </w:pPr>
@@ -1333,6 +1372,7 @@
           </w:tcPr>
           <w:p>
             <w:pPr>
+              <w:keepNext/>
               <w:spacing w:after="40" w:before="0"/>
               <w:jc w:val="left"/>
             </w:pPr>
@@ -1352,6 +1392,7 @@
           </w:p>
           <w:p>
             <w:pPr>
+              <w:keepNext/>
               <w:spacing w:after="40" w:before="0"/>
               <w:jc w:val="left"/>
             </w:pPr>
@@ -1371,6 +1412,7 @@
           </w:p>
           <w:p>
             <w:pPr>
+              <w:keepNext/>
               <w:spacing w:after="40" w:before="0"/>
               <w:jc w:val="left"/>
             </w:pPr>
@@ -1408,6 +1450,7 @@
           </w:tcPr>
           <w:p>
             <w:pPr>
+              <w:keepNext w:val="false"/>
               <w:spacing w:after="40" w:before="0"/>
               <w:jc w:val="left"/>
             </w:pPr>
@@ -1467,6 +1510,7 @@
           </w:tcPr>
           <w:p>
             <w:pPr>
+              <w:keepNext/>
               <w:spacing w:after="40" w:before="0"/>
               <w:jc w:val="center"/>
             </w:pPr>
@@ -1501,6 +1545,7 @@
           </w:tcPr>
           <w:p>
             <w:pPr>
+              <w:keepNext/>
               <w:spacing w:after="40" w:before="0"/>
               <w:jc w:val="left"/>
             </w:pPr>
@@ -1538,6 +1583,7 @@
           </w:tcPr>
           <w:p>
             <w:pPr>
+              <w:keepNext w:val="false"/>
               <w:spacing w:after="40" w:before="0"/>
               <w:jc w:val="left"/>
             </w:pPr>
@@ -1597,6 +1643,7 @@
           </w:tcPr>
           <w:p>
             <w:pPr>
+              <w:keepNext/>
               <w:spacing w:after="40" w:before="0"/>
               <w:jc w:val="center"/>
             </w:pPr>
@@ -1631,6 +1678,7 @@
           </w:tcPr>
           <w:p>
             <w:pPr>
+              <w:keepNext/>
               <w:spacing w:after="40" w:before="0"/>
               <w:jc w:val="left"/>
             </w:pPr>
@@ -1668,6 +1716,7 @@
           </w:tcPr>
           <w:p>
             <w:pPr>
+              <w:keepNext w:val="false"/>
               <w:spacing w:after="40" w:before="0"/>
               <w:jc w:val="left"/>
             </w:pPr>
@@ -1727,6 +1776,7 @@
           </w:tcPr>
           <w:p>
             <w:pPr>
+              <w:keepNext/>
               <w:spacing w:after="40" w:before="0"/>
               <w:jc w:val="center"/>
             </w:pPr>
@@ -1761,6 +1811,7 @@
           </w:tcPr>
           <w:p>
             <w:pPr>
+              <w:keepNext/>
               <w:spacing w:after="40" w:before="0"/>
               <w:jc w:val="left"/>
             </w:pPr>
@@ -1798,6 +1849,7 @@
           </w:tcPr>
           <w:p>
             <w:pPr>
+              <w:keepNext w:val="false"/>
               <w:spacing w:after="40" w:before="0"/>
               <w:jc w:val="left"/>
             </w:pPr>
@@ -1861,6 +1913,7 @@
           </w:tcPr>
           <w:p>
             <w:pPr>
+              <w:keepNext w:val="false"/>
               <w:spacing w:after="40" w:before="0"/>
               <w:jc w:val="center"/>
             </w:pPr>
@@ -1895,6 +1948,7 @@
           </w:tcPr>
           <w:p>
             <w:pPr>
+              <w:keepNext w:val="false"/>
               <w:spacing w:after="40" w:before="0"/>
               <w:jc w:val="left"/>
             </w:pPr>
@@ -1927,6 +1981,7 @@
           </w:tcPr>
           <w:p>
             <w:pPr>
+              <w:keepNext w:val="false"/>
               <w:spacing w:after="40" w:before="0"/>
               <w:jc w:val="left"/>
             </w:pPr>
@@ -1959,6 +2014,7 @@
           </w:tcPr>
           <w:p>
             <w:pPr>
+              <w:keepNext w:val="false"/>
               <w:spacing w:after="40" w:before="0"/>
               <w:jc w:val="left"/>
             </w:pPr>
@@ -1991,6 +2047,7 @@
           </w:tcPr>
           <w:p>
             <w:pPr>
+              <w:keepNext w:val="false"/>
               <w:spacing w:after="40" w:before="0"/>
               <w:jc w:val="left"/>
             </w:pPr>
@@ -2025,6 +2082,7 @@
           </w:tcPr>
           <w:p>
             <w:pPr>
+              <w:keepNext w:val="false"/>
               <w:spacing w:after="40" w:before="0"/>
               <w:jc w:val="left"/>
             </w:pPr>
@@ -2057,6 +2115,7 @@
           </w:tcPr>
           <w:p>
             <w:pPr>
+              <w:keepNext w:val="false"/>
               <w:spacing w:after="40" w:before="0"/>
               <w:jc w:val="left"/>
             </w:pPr>
@@ -2089,6 +2148,7 @@
           </w:tcPr>
           <w:p>
             <w:pPr>
+              <w:keepNext w:val="false"/>
               <w:spacing w:after="40" w:before="0"/>
               <w:jc w:val="left"/>
             </w:pPr>
@@ -2121,6 +2181,7 @@
           </w:tcPr>
           <w:p>
             <w:pPr>
+              <w:keepNext w:val="false"/>
               <w:spacing w:after="40" w:before="0"/>
               <w:jc w:val="left"/>
             </w:pPr>
@@ -2155,6 +2216,7 @@
           </w:tcPr>
           <w:p>
             <w:pPr>
+              <w:keepNext w:val="false"/>
               <w:spacing w:after="40" w:before="0"/>
               <w:jc w:val="left"/>
             </w:pPr>
@@ -2187,6 +2249,7 @@
           </w:tcPr>
           <w:p>
             <w:pPr>
+              <w:keepNext w:val="false"/>
               <w:spacing w:after="40" w:before="0"/>
               <w:jc w:val="left"/>
             </w:pPr>
@@ -2219,6 +2282,7 @@
           </w:tcPr>
           <w:p>
             <w:pPr>
+              <w:keepNext w:val="false"/>
               <w:spacing w:after="40" w:before="0"/>
               <w:jc w:val="left"/>
             </w:pPr>
@@ -2251,6 +2315,7 @@
           </w:tcPr>
           <w:p>
             <w:pPr>
+              <w:keepNext w:val="false"/>
               <w:spacing w:after="40" w:before="0"/>
               <w:jc w:val="left"/>
             </w:pPr>
@@ -2285,6 +2350,7 @@
           </w:tcPr>
           <w:p>
             <w:pPr>
+              <w:keepNext w:val="false"/>
               <w:spacing w:after="40" w:before="0"/>
               <w:jc w:val="left"/>
             </w:pPr>
@@ -2317,6 +2383,7 @@
           </w:tcPr>
           <w:p>
             <w:pPr>
+              <w:keepNext w:val="false"/>
               <w:spacing w:after="40" w:before="0"/>
               <w:jc w:val="left"/>
             </w:pPr>
@@ -2349,6 +2416,7 @@
           </w:tcPr>
           <w:p>
             <w:pPr>
+              <w:keepNext w:val="false"/>
               <w:spacing w:after="40" w:before="0"/>
               <w:jc w:val="left"/>
             </w:pPr>
@@ -2381,6 +2449,7 @@
           </w:tcPr>
           <w:p>
             <w:pPr>
+              <w:keepNext w:val="false"/>
               <w:spacing w:after="40" w:before="0"/>
               <w:jc w:val="left"/>
             </w:pPr>
@@ -2415,6 +2484,7 @@
           </w:tcPr>
           <w:p>
             <w:pPr>
+              <w:keepNext w:val="false"/>
               <w:spacing w:after="40" w:before="0"/>
               <w:jc w:val="left"/>
             </w:pPr>
@@ -2447,6 +2517,7 @@
           </w:tcPr>
           <w:p>
             <w:pPr>
+              <w:keepNext w:val="false"/>
               <w:spacing w:after="40" w:before="0"/>
               <w:jc w:val="left"/>
             </w:pPr>
@@ -2479,6 +2550,7 @@
           </w:tcPr>
           <w:p>
             <w:pPr>
+              <w:keepNext w:val="false"/>
               <w:spacing w:after="40" w:before="0"/>
               <w:jc w:val="left"/>
             </w:pPr>
@@ -2511,6 +2583,7 @@
           </w:tcPr>
           <w:p>
             <w:pPr>
+              <w:keepNext w:val="false"/>
               <w:spacing w:after="40" w:before="0"/>
               <w:jc w:val="left"/>
             </w:pPr>
@@ -2545,6 +2618,7 @@
           </w:tcPr>
           <w:p>
             <w:pPr>
+              <w:keepNext w:val="false"/>
               <w:spacing w:after="40" w:before="0"/>
               <w:jc w:val="left"/>
             </w:pPr>
@@ -2577,6 +2651,7 @@
           </w:tcPr>
           <w:p>
             <w:pPr>
+              <w:keepNext w:val="false"/>
               <w:spacing w:after="40" w:before="0"/>
               <w:jc w:val="left"/>
             </w:pPr>
@@ -2609,6 +2684,7 @@
           </w:tcPr>
           <w:p>
             <w:pPr>
+              <w:keepNext w:val="false"/>
               <w:spacing w:after="40" w:before="0"/>
               <w:jc w:val="left"/>
             </w:pPr>
@@ -2641,6 +2717,7 @@
           </w:tcPr>
           <w:p>
             <w:pPr>
+              <w:keepNext w:val="false"/>
               <w:spacing w:after="40" w:before="0"/>
               <w:jc w:val="left"/>
             </w:pPr>
@@ -2779,7 +2856,7 @@
         </w:rPr>
         <w:t xml:space="preserve">© 2026 SeaVuria and ARES. This work is licensed under a </w:t>
       </w:r>
-      <w:hyperlink w:history="1" r:id="rIdehqbw3zjdukfrswufot6j">
+      <w:hyperlink w:history="1" r:id="rIds3drhxxlgqry3bhnge_24">
         <w:r>
           <w:rPr>
             <w:rFonts w:ascii="Arial" w:cs="Arial" w:eastAsia="Arial" w:hAnsi="Arial"/>
@@ -2799,7 +2876,7 @@
         </w:rPr>
         <w:t xml:space="preserve"> (</w:t>
       </w:r>
-      <w:hyperlink w:history="1" r:id="rIdcotfy67ekwixxjz8wdhi4">
+      <w:hyperlink w:history="1" r:id="rIdkyrhrq68g1asz5eti9s6d">
         <w:r>
           <w:rPr>
             <w:rFonts w:ascii="Arial" w:cs="Arial" w:eastAsia="Arial" w:hAnsi="Arial"/>
@@ -2819,7 +2896,7 @@
         </w:rPr>
         <w:t xml:space="preserve">). To view a copy of this license, visit </w:t>
       </w:r>
-      <w:hyperlink w:history="1" r:id="rIdgzmyvngw0dvux04hrjvvg">
+      <w:hyperlink w:history="1" r:id="rIdhdtpi1bjfvdesxoc3k78f">
         <w:r>
           <w:rPr>
             <w:rFonts w:ascii="Arial" w:cs="Arial" w:eastAsia="Arial" w:hAnsi="Arial"/>

--- a/data/outputs/v2/Chemistry/SS1.1_Introduction_to_Chemistry/Chemistry_Introduction_to_Chemistry_FinalExplanation.docx
+++ b/data/outputs/v2/Chemistry/SS1.1_Introduction_to_Chemistry/Chemistry_Introduction_to_Chemistry_FinalExplanation.docx
@@ -2856,7 +2856,7 @@
         </w:rPr>
         <w:t xml:space="preserve">© 2026 SeaVuria and ARES. This work is licensed under a </w:t>
       </w:r>
-      <w:hyperlink w:history="1" r:id="rIds3drhxxlgqry3bhnge_24">
+      <w:hyperlink w:history="1" r:id="rIdu6o-yrydhanw11vbciwze">
         <w:r>
           <w:rPr>
             <w:rFonts w:ascii="Arial" w:cs="Arial" w:eastAsia="Arial" w:hAnsi="Arial"/>
@@ -2876,7 +2876,7 @@
         </w:rPr>
         <w:t xml:space="preserve"> (</w:t>
       </w:r>
-      <w:hyperlink w:history="1" r:id="rIdkyrhrq68g1asz5eti9s6d">
+      <w:hyperlink w:history="1" r:id="rIdewxnmptrysk3oojj6iaa3">
         <w:r>
           <w:rPr>
             <w:rFonts w:ascii="Arial" w:cs="Arial" w:eastAsia="Arial" w:hAnsi="Arial"/>
@@ -2896,7 +2896,7 @@
         </w:rPr>
         <w:t xml:space="preserve">). To view a copy of this license, visit </w:t>
       </w:r>
-      <w:hyperlink w:history="1" r:id="rIdhdtpi1bjfvdesxoc3k78f">
+      <w:hyperlink w:history="1" r:id="rIdz0ice_v8imqjqaom92pxe">
         <w:r>
           <w:rPr>
             <w:rFonts w:ascii="Arial" w:cs="Arial" w:eastAsia="Arial" w:hAnsi="Arial"/>
